--- a/fiction/drafts/first-person/fpp-oblivion-was-marred-only-by-my-awareness-of-it_20090421-0825.docx
+++ b/fiction/drafts/first-person/fpp-oblivion-was-marred-only-by-my-awareness-of-it_20090421-0825.docx
@@ -7,14 +7,16 @@
         <w:spacing w:line="360" w:lineRule="auto"/>
         <w:jc w:val="both"/>
         <w:rPr>
-          <w:rFonts w:ascii="Calibri" w:hAnsi="Calibri" w:cs="Calibri"/>
-          <w:szCs w:val="20"/>
-          <w:lang w:eastAsia="ar-SA"/>
-        </w:rPr>
-      </w:pPr>
-      <w:r>
-        <w:rPr>
-          <w:rFonts w:ascii="Calibri" w:hAnsi="Calibri" w:cs="Calibri"/>
+          <w:rFonts w:ascii="Montserrat" w:hAnsi="Montserrat" w:cs="Calibri"/>
+          <w:sz w:val="24"/>
+          <w:szCs w:val="20"/>
+          <w:lang w:eastAsia="ar-SA"/>
+        </w:rPr>
+      </w:pPr>
+      <w:r>
+        <w:rPr>
+          <w:rFonts w:ascii="Montserrat" w:hAnsi="Montserrat" w:cs="Calibri"/>
+          <w:sz w:val="24"/>
           <w:szCs w:val="20"/>
           <w:lang w:eastAsia="ar-SA"/>
         </w:rPr>
@@ -22,7 +24,8 @@
       </w:r>
       <w:r>
         <w:rPr>
-          <w:rFonts w:ascii="Calibri" w:hAnsi="Calibri" w:cs="Calibri"/>
+          <w:rFonts w:ascii="Montserrat" w:hAnsi="Montserrat" w:cs="Calibri"/>
+          <w:sz w:val="24"/>
           <w:szCs w:val="20"/>
           <w:lang w:eastAsia="ar-SA"/>
         </w:rPr>
@@ -34,14 +37,16 @@
         <w:spacing w:line="360" w:lineRule="auto"/>
         <w:jc w:val="both"/>
         <w:rPr>
-          <w:rFonts w:ascii="Calibri" w:hAnsi="Calibri" w:cs="Calibri"/>
-          <w:szCs w:val="20"/>
-          <w:lang w:eastAsia="ar-SA"/>
-        </w:rPr>
-      </w:pPr>
-      <w:r>
-        <w:rPr>
-          <w:rFonts w:ascii="Calibri" w:hAnsi="Calibri" w:cs="Calibri"/>
+          <w:rFonts w:ascii="Montserrat" w:hAnsi="Montserrat" w:cs="Calibri"/>
+          <w:sz w:val="24"/>
+          <w:szCs w:val="20"/>
+          <w:lang w:eastAsia="ar-SA"/>
+        </w:rPr>
+      </w:pPr>
+      <w:r>
+        <w:rPr>
+          <w:rFonts w:ascii="Montserrat" w:hAnsi="Montserrat" w:cs="Calibri"/>
+          <w:sz w:val="24"/>
           <w:szCs w:val="20"/>
           <w:lang w:eastAsia="ar-SA"/>
         </w:rPr>
@@ -50,7 +55,8 @@
       </w:r>
       <w:r>
         <w:rPr>
-          <w:rFonts w:ascii="Calibri" w:hAnsi="Calibri" w:cs="Calibri"/>
+          <w:rFonts w:ascii="Montserrat" w:hAnsi="Montserrat" w:cs="Calibri"/>
+          <w:sz w:val="24"/>
           <w:szCs w:val="20"/>
           <w:lang w:eastAsia="ar-SA"/>
         </w:rPr>
@@ -58,7 +64,8 @@
       </w:r>
       <w:r>
         <w:rPr>
-          <w:rFonts w:ascii="Calibri" w:hAnsi="Calibri" w:cs="Calibri"/>
+          <w:rFonts w:ascii="Montserrat" w:hAnsi="Montserrat" w:cs="Calibri"/>
+          <w:sz w:val="24"/>
           <w:szCs w:val="20"/>
           <w:lang w:eastAsia="ar-SA"/>
         </w:rPr>
@@ -66,7 +73,8 @@
       </w:r>
       <w:r>
         <w:rPr>
-          <w:rFonts w:ascii="Calibri" w:hAnsi="Calibri" w:cs="Calibri"/>
+          <w:rFonts w:ascii="Montserrat" w:hAnsi="Montserrat" w:cs="Calibri"/>
+          <w:sz w:val="24"/>
           <w:szCs w:val="20"/>
           <w:lang w:eastAsia="ar-SA"/>
         </w:rPr>
@@ -74,7 +82,8 @@
       </w:r>
       <w:r>
         <w:rPr>
-          <w:rFonts w:ascii="Calibri" w:hAnsi="Calibri" w:cs="Calibri"/>
+          <w:rFonts w:ascii="Montserrat" w:hAnsi="Montserrat" w:cs="Calibri"/>
+          <w:sz w:val="24"/>
           <w:szCs w:val="20"/>
           <w:lang w:eastAsia="ar-SA"/>
         </w:rPr>
@@ -82,7 +91,8 @@
       </w:r>
       <w:r>
         <w:rPr>
-          <w:rFonts w:ascii="Calibri" w:hAnsi="Calibri" w:cs="Calibri"/>
+          <w:rFonts w:ascii="Montserrat" w:hAnsi="Montserrat" w:cs="Calibri"/>
+          <w:sz w:val="24"/>
           <w:szCs w:val="20"/>
           <w:lang w:eastAsia="ar-SA"/>
         </w:rPr>
@@ -90,7 +100,8 @@
       </w:r>
       <w:r>
         <w:rPr>
-          <w:rFonts w:ascii="Calibri" w:hAnsi="Calibri" w:cs="Calibri"/>
+          <w:rFonts w:ascii="Montserrat" w:hAnsi="Montserrat" w:cs="Calibri"/>
+          <w:sz w:val="24"/>
           <w:szCs w:val="20"/>
           <w:lang w:eastAsia="ar-SA"/>
         </w:rPr>
@@ -98,67 +109,35 @@
       </w:r>
       <w:r>
         <w:rPr>
-          <w:rFonts w:ascii="Calibri" w:hAnsi="Calibri" w:cs="Calibri"/>
-          <w:szCs w:val="20"/>
-          <w:lang w:eastAsia="ar-SA"/>
-        </w:rPr>
-        <w:t xml:space="preserve"> A breath of thought passed through </w:t>
-      </w:r>
-      <w:proofErr w:type="gramStart"/>
-      <w:r>
-        <w:rPr>
-          <w:rFonts w:ascii="Calibri" w:hAnsi="Calibri" w:cs="Calibri"/>
-          <w:szCs w:val="20"/>
-          <w:lang w:eastAsia="ar-SA"/>
-        </w:rPr>
-        <w:t>me</w:t>
-      </w:r>
-      <w:r>
-        <w:rPr>
-          <w:rFonts w:ascii="Calibri" w:hAnsi="Calibri" w:cs="Calibri"/>
-          <w:szCs w:val="20"/>
-          <w:lang w:eastAsia="ar-SA"/>
-        </w:rPr>
-        <w:t>, and</w:t>
-      </w:r>
-      <w:proofErr w:type="gramEnd"/>
-      <w:r>
-        <w:rPr>
-          <w:rFonts w:ascii="Calibri" w:hAnsi="Calibri" w:cs="Calibri"/>
-          <w:szCs w:val="20"/>
-          <w:lang w:eastAsia="ar-SA"/>
-        </w:rPr>
-        <w:t xml:space="preserve"> moved me to where I could know</w:t>
-      </w:r>
-      <w:r>
-        <w:rPr>
-          <w:rFonts w:ascii="Calibri" w:hAnsi="Calibri" w:cs="Calibri"/>
-          <w:szCs w:val="20"/>
-          <w:lang w:eastAsia="ar-SA"/>
-        </w:rPr>
-        <w:t xml:space="preserve">. I </w:t>
-      </w:r>
-      <w:proofErr w:type="gramStart"/>
-      <w:r>
-        <w:rPr>
-          <w:rFonts w:ascii="Calibri" w:hAnsi="Calibri" w:cs="Calibri"/>
-          <w:szCs w:val="20"/>
-          <w:lang w:eastAsia="ar-SA"/>
-        </w:rPr>
-        <w:t>stood before</w:t>
-      </w:r>
-      <w:proofErr w:type="gramEnd"/>
-      <w:r>
-        <w:rPr>
-          <w:rFonts w:ascii="Calibri" w:hAnsi="Calibri" w:cs="Calibri"/>
-          <w:szCs w:val="20"/>
-          <w:lang w:eastAsia="ar-SA"/>
-        </w:rPr>
-        <w:t xml:space="preserve"> a mirror</w:t>
-      </w:r>
-      <w:r>
-        <w:rPr>
-          <w:rFonts w:ascii="Calibri" w:hAnsi="Calibri" w:cs="Calibri"/>
+          <w:rFonts w:ascii="Montserrat" w:hAnsi="Montserrat" w:cs="Calibri"/>
+          <w:sz w:val="24"/>
+          <w:szCs w:val="20"/>
+          <w:lang w:eastAsia="ar-SA"/>
+        </w:rPr>
+        <w:t xml:space="preserve"> A breath of thought passed through me</w:t>
+      </w:r>
+      <w:r>
+        <w:rPr>
+          <w:rFonts w:ascii="Montserrat" w:hAnsi="Montserrat" w:cs="Calibri"/>
+          <w:sz w:val="24"/>
+          <w:szCs w:val="20"/>
+          <w:lang w:eastAsia="ar-SA"/>
+        </w:rPr>
+        <w:t>, and moved me to where I could know</w:t>
+      </w:r>
+      <w:r>
+        <w:rPr>
+          <w:rFonts w:ascii="Montserrat" w:hAnsi="Montserrat" w:cs="Calibri"/>
+          <w:sz w:val="24"/>
+          <w:szCs w:val="20"/>
+          <w:lang w:eastAsia="ar-SA"/>
+        </w:rPr>
+        <w:t>. I stood before a mirror</w:t>
+      </w:r>
+      <w:r>
+        <w:rPr>
+          <w:rFonts w:ascii="Montserrat" w:hAnsi="Montserrat" w:cs="Calibri"/>
+          <w:sz w:val="24"/>
           <w:szCs w:val="20"/>
           <w:lang w:eastAsia="ar-SA"/>
         </w:rPr>
@@ -166,7 +145,8 @@
       </w:r>
       <w:r>
         <w:rPr>
-          <w:rFonts w:ascii="Calibri" w:hAnsi="Calibri" w:cs="Calibri"/>
+          <w:rFonts w:ascii="Montserrat" w:hAnsi="Montserrat" w:cs="Calibri"/>
+          <w:sz w:val="24"/>
           <w:szCs w:val="20"/>
           <w:lang w:eastAsia="ar-SA"/>
         </w:rPr>
@@ -174,7 +154,8 @@
       </w:r>
       <w:r>
         <w:rPr>
-          <w:rFonts w:ascii="Calibri" w:hAnsi="Calibri" w:cs="Calibri"/>
+          <w:rFonts w:ascii="Montserrat" w:hAnsi="Montserrat" w:cs="Calibri"/>
+          <w:sz w:val="24"/>
           <w:szCs w:val="20"/>
           <w:lang w:eastAsia="ar-SA"/>
         </w:rPr>
@@ -182,7 +163,8 @@
       </w:r>
       <w:r>
         <w:rPr>
-          <w:rFonts w:ascii="Calibri" w:hAnsi="Calibri" w:cs="Calibri"/>
+          <w:rFonts w:ascii="Montserrat" w:hAnsi="Montserrat" w:cs="Calibri"/>
+          <w:sz w:val="24"/>
           <w:szCs w:val="20"/>
           <w:lang w:eastAsia="ar-SA"/>
         </w:rPr>
@@ -190,7 +172,8 @@
       </w:r>
       <w:r>
         <w:rPr>
-          <w:rFonts w:ascii="Calibri" w:hAnsi="Calibri" w:cs="Calibri"/>
+          <w:rFonts w:ascii="Montserrat" w:hAnsi="Montserrat" w:cs="Calibri"/>
+          <w:sz w:val="24"/>
           <w:szCs w:val="20"/>
           <w:lang w:eastAsia="ar-SA"/>
         </w:rPr>
@@ -198,7 +181,8 @@
       </w:r>
       <w:r>
         <w:rPr>
-          <w:rFonts w:ascii="Calibri" w:hAnsi="Calibri" w:cs="Calibri"/>
+          <w:rFonts w:ascii="Montserrat" w:hAnsi="Montserrat" w:cs="Calibri"/>
+          <w:sz w:val="24"/>
           <w:szCs w:val="20"/>
           <w:lang w:eastAsia="ar-SA"/>
         </w:rPr>
@@ -206,7 +190,8 @@
       </w:r>
       <w:r>
         <w:rPr>
-          <w:rFonts w:ascii="Calibri" w:hAnsi="Calibri" w:cs="Calibri"/>
+          <w:rFonts w:ascii="Montserrat" w:hAnsi="Montserrat" w:cs="Calibri"/>
+          <w:sz w:val="24"/>
           <w:szCs w:val="20"/>
           <w:lang w:eastAsia="ar-SA"/>
         </w:rPr>
@@ -214,7 +199,8 @@
       </w:r>
       <w:r>
         <w:rPr>
-          <w:rFonts w:ascii="Calibri" w:hAnsi="Calibri" w:cs="Calibri"/>
+          <w:rFonts w:ascii="Montserrat" w:hAnsi="Montserrat" w:cs="Calibri"/>
+          <w:sz w:val="24"/>
           <w:szCs w:val="20"/>
           <w:lang w:eastAsia="ar-SA"/>
         </w:rPr>
@@ -222,7 +208,8 @@
       </w:r>
       <w:r>
         <w:rPr>
-          <w:rFonts w:ascii="Calibri" w:hAnsi="Calibri" w:cs="Calibri"/>
+          <w:rFonts w:ascii="Montserrat" w:hAnsi="Montserrat" w:cs="Calibri"/>
+          <w:sz w:val="24"/>
           <w:szCs w:val="20"/>
           <w:lang w:eastAsia="ar-SA"/>
         </w:rPr>
@@ -230,7 +217,8 @@
       </w:r>
       <w:r>
         <w:rPr>
-          <w:rFonts w:ascii="Calibri" w:hAnsi="Calibri" w:cs="Calibri"/>
+          <w:rFonts w:ascii="Montserrat" w:hAnsi="Montserrat" w:cs="Calibri"/>
+          <w:sz w:val="24"/>
           <w:szCs w:val="20"/>
           <w:lang w:eastAsia="ar-SA"/>
         </w:rPr>
@@ -238,7 +226,8 @@
       </w:r>
       <w:r>
         <w:rPr>
-          <w:rFonts w:ascii="Calibri" w:hAnsi="Calibri" w:cs="Calibri"/>
+          <w:rFonts w:ascii="Montserrat" w:hAnsi="Montserrat" w:cs="Calibri"/>
+          <w:sz w:val="24"/>
           <w:szCs w:val="20"/>
           <w:lang w:eastAsia="ar-SA"/>
         </w:rPr>
@@ -250,14 +239,16 @@
         <w:spacing w:line="360" w:lineRule="auto"/>
         <w:jc w:val="both"/>
         <w:rPr>
-          <w:rFonts w:ascii="Calibri" w:hAnsi="Calibri" w:cs="Calibri"/>
-          <w:szCs w:val="20"/>
-          <w:lang w:eastAsia="ar-SA"/>
-        </w:rPr>
-      </w:pPr>
-      <w:r>
-        <w:rPr>
-          <w:rFonts w:ascii="Calibri" w:hAnsi="Calibri" w:cs="Calibri"/>
+          <w:rFonts w:ascii="Montserrat" w:hAnsi="Montserrat" w:cs="Calibri"/>
+          <w:sz w:val="24"/>
+          <w:szCs w:val="20"/>
+          <w:lang w:eastAsia="ar-SA"/>
+        </w:rPr>
+      </w:pPr>
+      <w:r>
+        <w:rPr>
+          <w:rFonts w:ascii="Montserrat" w:hAnsi="Montserrat" w:cs="Calibri"/>
+          <w:sz w:val="24"/>
           <w:szCs w:val="20"/>
           <w:lang w:eastAsia="ar-SA"/>
         </w:rPr>
@@ -266,7 +257,8 @@
       </w:r>
       <w:r>
         <w:rPr>
-          <w:rFonts w:ascii="Calibri" w:hAnsi="Calibri" w:cs="Calibri"/>
+          <w:rFonts w:ascii="Montserrat" w:hAnsi="Montserrat" w:cs="Calibri"/>
+          <w:sz w:val="24"/>
           <w:szCs w:val="20"/>
           <w:lang w:eastAsia="ar-SA"/>
         </w:rPr>
@@ -274,7 +266,8 @@
       </w:r>
       <w:r>
         <w:rPr>
-          <w:rFonts w:ascii="Calibri" w:hAnsi="Calibri" w:cs="Calibri"/>
+          <w:rFonts w:ascii="Montserrat" w:hAnsi="Montserrat" w:cs="Calibri"/>
+          <w:sz w:val="24"/>
           <w:szCs w:val="20"/>
           <w:lang w:eastAsia="ar-SA"/>
         </w:rPr>
@@ -282,7 +275,8 @@
       </w:r>
       <w:r>
         <w:rPr>
-          <w:rFonts w:ascii="Calibri" w:hAnsi="Calibri" w:cs="Calibri"/>
+          <w:rFonts w:ascii="Montserrat" w:hAnsi="Montserrat" w:cs="Calibri"/>
+          <w:sz w:val="24"/>
           <w:szCs w:val="20"/>
           <w:lang w:eastAsia="ar-SA"/>
         </w:rPr>
@@ -290,7 +284,8 @@
       </w:r>
       <w:r>
         <w:rPr>
-          <w:rFonts w:ascii="Calibri" w:hAnsi="Calibri" w:cs="Calibri"/>
+          <w:rFonts w:ascii="Montserrat" w:hAnsi="Montserrat" w:cs="Calibri"/>
+          <w:sz w:val="24"/>
           <w:szCs w:val="20"/>
           <w:lang w:eastAsia="ar-SA"/>
         </w:rPr>
@@ -298,7 +293,8 @@
       </w:r>
       <w:r>
         <w:rPr>
-          <w:rFonts w:ascii="Calibri" w:hAnsi="Calibri" w:cs="Calibri"/>
+          <w:rFonts w:ascii="Montserrat" w:hAnsi="Montserrat" w:cs="Calibri"/>
+          <w:sz w:val="24"/>
           <w:szCs w:val="20"/>
           <w:lang w:eastAsia="ar-SA"/>
         </w:rPr>
@@ -306,7 +302,8 @@
       </w:r>
       <w:r>
         <w:rPr>
-          <w:rFonts w:ascii="Calibri" w:hAnsi="Calibri" w:cs="Calibri"/>
+          <w:rFonts w:ascii="Montserrat" w:hAnsi="Montserrat" w:cs="Calibri"/>
+          <w:sz w:val="24"/>
           <w:szCs w:val="20"/>
           <w:lang w:eastAsia="ar-SA"/>
         </w:rPr>
@@ -314,7 +311,8 @@
       </w:r>
       <w:r>
         <w:rPr>
-          <w:rFonts w:ascii="Calibri" w:hAnsi="Calibri" w:cs="Calibri"/>
+          <w:rFonts w:ascii="Montserrat" w:hAnsi="Montserrat" w:cs="Calibri"/>
+          <w:sz w:val="24"/>
           <w:szCs w:val="20"/>
           <w:lang w:eastAsia="ar-SA"/>
         </w:rPr>
@@ -322,7 +320,8 @@
       </w:r>
       <w:r>
         <w:rPr>
-          <w:rFonts w:ascii="Calibri" w:hAnsi="Calibri" w:cs="Calibri"/>
+          <w:rFonts w:ascii="Montserrat" w:hAnsi="Montserrat" w:cs="Calibri"/>
+          <w:sz w:val="24"/>
           <w:szCs w:val="20"/>
           <w:lang w:eastAsia="ar-SA"/>
         </w:rPr>
@@ -330,7 +329,8 @@
       </w:r>
       <w:r>
         <w:rPr>
-          <w:rFonts w:ascii="Calibri" w:hAnsi="Calibri" w:cs="Calibri"/>
+          <w:rFonts w:ascii="Montserrat" w:hAnsi="Montserrat" w:cs="Calibri"/>
+          <w:sz w:val="24"/>
           <w:szCs w:val="20"/>
           <w:lang w:eastAsia="ar-SA"/>
         </w:rPr>
@@ -338,7 +338,8 @@
       </w:r>
       <w:r>
         <w:rPr>
-          <w:rFonts w:ascii="Calibri" w:hAnsi="Calibri" w:cs="Calibri"/>
+          <w:rFonts w:ascii="Montserrat" w:hAnsi="Montserrat" w:cs="Calibri"/>
+          <w:sz w:val="24"/>
           <w:szCs w:val="20"/>
           <w:lang w:eastAsia="ar-SA"/>
         </w:rPr>
@@ -346,7 +347,8 @@
       </w:r>
       <w:r>
         <w:rPr>
-          <w:rFonts w:ascii="Calibri" w:hAnsi="Calibri" w:cs="Calibri"/>
+          <w:rFonts w:ascii="Montserrat" w:hAnsi="Montserrat" w:cs="Calibri"/>
+          <w:sz w:val="24"/>
           <w:szCs w:val="20"/>
           <w:lang w:eastAsia="ar-SA"/>
         </w:rPr>
@@ -354,7 +356,8 @@
       </w:r>
       <w:r>
         <w:rPr>
-          <w:rFonts w:ascii="Calibri" w:hAnsi="Calibri" w:cs="Calibri"/>
+          <w:rFonts w:ascii="Montserrat" w:hAnsi="Montserrat" w:cs="Calibri"/>
+          <w:sz w:val="24"/>
           <w:szCs w:val="20"/>
           <w:lang w:eastAsia="ar-SA"/>
         </w:rPr>
@@ -362,7 +365,8 @@
       </w:r>
       <w:r>
         <w:rPr>
-          <w:rFonts w:ascii="Calibri" w:hAnsi="Calibri" w:cs="Calibri"/>
+          <w:rFonts w:ascii="Montserrat" w:hAnsi="Montserrat" w:cs="Calibri"/>
+          <w:sz w:val="24"/>
           <w:szCs w:val="20"/>
           <w:lang w:eastAsia="ar-SA"/>
         </w:rPr>
@@ -370,7 +374,8 @@
       </w:r>
       <w:r>
         <w:rPr>
-          <w:rFonts w:ascii="Calibri" w:hAnsi="Calibri" w:cs="Calibri"/>
+          <w:rFonts w:ascii="Montserrat" w:hAnsi="Montserrat" w:cs="Calibri"/>
+          <w:sz w:val="24"/>
           <w:szCs w:val="20"/>
           <w:lang w:eastAsia="ar-SA"/>
         </w:rPr>
@@ -378,7 +383,8 @@
       </w:r>
       <w:r>
         <w:rPr>
-          <w:rFonts w:ascii="Calibri" w:hAnsi="Calibri" w:cs="Calibri"/>
+          <w:rFonts w:ascii="Montserrat" w:hAnsi="Montserrat" w:cs="Calibri"/>
+          <w:sz w:val="24"/>
           <w:szCs w:val="20"/>
           <w:lang w:eastAsia="ar-SA"/>
         </w:rPr>
@@ -386,7 +392,8 @@
       </w:r>
       <w:r>
         <w:rPr>
-          <w:rFonts w:ascii="Calibri" w:hAnsi="Calibri" w:cs="Calibri"/>
+          <w:rFonts w:ascii="Montserrat" w:hAnsi="Montserrat" w:cs="Calibri"/>
+          <w:sz w:val="24"/>
           <w:szCs w:val="20"/>
           <w:lang w:eastAsia="ar-SA"/>
         </w:rPr>
@@ -394,7 +401,8 @@
       </w:r>
       <w:r>
         <w:rPr>
-          <w:rFonts w:ascii="Calibri" w:hAnsi="Calibri" w:cs="Calibri"/>
+          <w:rFonts w:ascii="Montserrat" w:hAnsi="Montserrat" w:cs="Calibri"/>
+          <w:sz w:val="24"/>
           <w:szCs w:val="20"/>
           <w:lang w:eastAsia="ar-SA"/>
         </w:rPr>
@@ -402,7 +410,8 @@
       </w:r>
       <w:r>
         <w:rPr>
-          <w:rFonts w:ascii="Calibri" w:hAnsi="Calibri" w:cs="Calibri"/>
+          <w:rFonts w:ascii="Montserrat" w:hAnsi="Montserrat" w:cs="Calibri"/>
+          <w:sz w:val="24"/>
           <w:szCs w:val="20"/>
           <w:lang w:eastAsia="ar-SA"/>
         </w:rPr>
@@ -414,14 +423,16 @@
         <w:spacing w:line="360" w:lineRule="auto"/>
         <w:jc w:val="both"/>
         <w:rPr>
-          <w:rFonts w:ascii="Calibri" w:hAnsi="Calibri" w:cs="Calibri"/>
-          <w:szCs w:val="20"/>
-          <w:lang w:eastAsia="ar-SA"/>
-        </w:rPr>
-      </w:pPr>
-      <w:r>
-        <w:rPr>
-          <w:rFonts w:ascii="Calibri" w:hAnsi="Calibri" w:cs="Calibri"/>
+          <w:rFonts w:ascii="Montserrat" w:hAnsi="Montserrat" w:cs="Calibri"/>
+          <w:sz w:val="24"/>
+          <w:szCs w:val="20"/>
+          <w:lang w:eastAsia="ar-SA"/>
+        </w:rPr>
+      </w:pPr>
+      <w:r>
+        <w:rPr>
+          <w:rFonts w:ascii="Montserrat" w:hAnsi="Montserrat" w:cs="Calibri"/>
+          <w:sz w:val="24"/>
           <w:szCs w:val="20"/>
           <w:lang w:eastAsia="ar-SA"/>
         </w:rPr>
@@ -429,7 +440,8 @@
       </w:r>
       <w:r>
         <w:rPr>
-          <w:rFonts w:ascii="Calibri" w:hAnsi="Calibri" w:cs="Calibri"/>
+          <w:rFonts w:ascii="Montserrat" w:hAnsi="Montserrat" w:cs="Calibri"/>
+          <w:sz w:val="24"/>
           <w:szCs w:val="20"/>
           <w:lang w:eastAsia="ar-SA"/>
         </w:rPr>
@@ -437,7 +449,8 @@
       </w:r>
       <w:r>
         <w:rPr>
-          <w:rFonts w:ascii="Calibri" w:hAnsi="Calibri" w:cs="Calibri"/>
+          <w:rFonts w:ascii="Montserrat" w:hAnsi="Montserrat" w:cs="Calibri"/>
+          <w:sz w:val="24"/>
           <w:szCs w:val="20"/>
           <w:lang w:eastAsia="ar-SA"/>
         </w:rPr>
@@ -445,7 +458,8 @@
       </w:r>
       <w:r>
         <w:rPr>
-          <w:rFonts w:ascii="Calibri" w:hAnsi="Calibri" w:cs="Calibri"/>
+          <w:rFonts w:ascii="Montserrat" w:hAnsi="Montserrat" w:cs="Calibri"/>
+          <w:sz w:val="24"/>
           <w:szCs w:val="20"/>
           <w:lang w:eastAsia="ar-SA"/>
         </w:rPr>
@@ -453,7 +467,8 @@
       </w:r>
       <w:r>
         <w:rPr>
-          <w:rFonts w:ascii="Calibri" w:hAnsi="Calibri" w:cs="Calibri"/>
+          <w:rFonts w:ascii="Montserrat" w:hAnsi="Montserrat" w:cs="Calibri"/>
+          <w:sz w:val="24"/>
           <w:szCs w:val="20"/>
           <w:lang w:eastAsia="ar-SA"/>
         </w:rPr>
@@ -461,7 +476,8 @@
       </w:r>
       <w:r>
         <w:rPr>
-          <w:rFonts w:ascii="Calibri" w:hAnsi="Calibri" w:cs="Calibri"/>
+          <w:rFonts w:ascii="Montserrat" w:hAnsi="Montserrat" w:cs="Calibri"/>
+          <w:sz w:val="24"/>
           <w:szCs w:val="20"/>
           <w:lang w:eastAsia="ar-SA"/>
         </w:rPr>
@@ -469,7 +485,8 @@
       </w:r>
       <w:r>
         <w:rPr>
-          <w:rFonts w:ascii="Calibri" w:hAnsi="Calibri" w:cs="Calibri"/>
+          <w:rFonts w:ascii="Montserrat" w:hAnsi="Montserrat" w:cs="Calibri"/>
+          <w:sz w:val="24"/>
           <w:szCs w:val="20"/>
           <w:lang w:eastAsia="ar-SA"/>
         </w:rPr>
@@ -477,7 +494,8 @@
       </w:r>
       <w:r>
         <w:rPr>
-          <w:rFonts w:ascii="Calibri" w:hAnsi="Calibri" w:cs="Calibri"/>
+          <w:rFonts w:ascii="Montserrat" w:hAnsi="Montserrat" w:cs="Calibri"/>
+          <w:sz w:val="24"/>
           <w:szCs w:val="20"/>
           <w:lang w:eastAsia="ar-SA"/>
         </w:rPr>
@@ -485,7 +503,8 @@
       </w:r>
       <w:r>
         <w:rPr>
-          <w:rFonts w:ascii="Calibri" w:hAnsi="Calibri" w:cs="Calibri"/>
+          <w:rFonts w:ascii="Montserrat" w:hAnsi="Montserrat" w:cs="Calibri"/>
+          <w:sz w:val="24"/>
           <w:szCs w:val="20"/>
           <w:lang w:eastAsia="ar-SA"/>
         </w:rPr>
@@ -493,7 +512,8 @@
       </w:r>
       <w:r>
         <w:rPr>
-          <w:rFonts w:ascii="Calibri" w:hAnsi="Calibri" w:cs="Calibri"/>
+          <w:rFonts w:ascii="Montserrat" w:hAnsi="Montserrat" w:cs="Calibri"/>
+          <w:sz w:val="24"/>
           <w:szCs w:val="20"/>
           <w:lang w:eastAsia="ar-SA"/>
         </w:rPr>
@@ -501,7 +521,8 @@
       </w:r>
       <w:r>
         <w:rPr>
-          <w:rFonts w:ascii="Calibri" w:hAnsi="Calibri" w:cs="Calibri"/>
+          <w:rFonts w:ascii="Montserrat" w:hAnsi="Montserrat" w:cs="Calibri"/>
+          <w:sz w:val="24"/>
           <w:szCs w:val="20"/>
           <w:lang w:eastAsia="ar-SA"/>
         </w:rPr>
@@ -509,7 +530,8 @@
       </w:r>
       <w:r>
         <w:rPr>
-          <w:rFonts w:ascii="Calibri" w:hAnsi="Calibri" w:cs="Calibri"/>
+          <w:rFonts w:ascii="Montserrat" w:hAnsi="Montserrat" w:cs="Calibri"/>
+          <w:sz w:val="24"/>
           <w:szCs w:val="20"/>
           <w:lang w:eastAsia="ar-SA"/>
         </w:rPr>
@@ -517,7 +539,8 @@
       </w:r>
       <w:r>
         <w:rPr>
-          <w:rFonts w:ascii="Calibri" w:hAnsi="Calibri" w:cs="Calibri"/>
+          <w:rFonts w:ascii="Montserrat" w:hAnsi="Montserrat" w:cs="Calibri"/>
+          <w:sz w:val="24"/>
           <w:szCs w:val="20"/>
           <w:lang w:eastAsia="ar-SA"/>
         </w:rPr>
@@ -529,14 +552,16 @@
         <w:spacing w:line="360" w:lineRule="auto"/>
         <w:jc w:val="both"/>
         <w:rPr>
-          <w:rFonts w:ascii="Calibri" w:hAnsi="Calibri" w:cs="Calibri"/>
-          <w:szCs w:val="20"/>
-          <w:lang w:eastAsia="ar-SA"/>
-        </w:rPr>
-      </w:pPr>
-      <w:r>
-        <w:rPr>
-          <w:rFonts w:ascii="Calibri" w:hAnsi="Calibri" w:cs="Calibri"/>
+          <w:rFonts w:ascii="Montserrat" w:hAnsi="Montserrat" w:cs="Calibri"/>
+          <w:sz w:val="24"/>
+          <w:szCs w:val="20"/>
+          <w:lang w:eastAsia="ar-SA"/>
+        </w:rPr>
+      </w:pPr>
+      <w:r>
+        <w:rPr>
+          <w:rFonts w:ascii="Montserrat" w:hAnsi="Montserrat" w:cs="Calibri"/>
+          <w:sz w:val="24"/>
           <w:szCs w:val="20"/>
           <w:lang w:eastAsia="ar-SA"/>
         </w:rPr>
@@ -545,7 +570,8 @@
       </w:r>
       <w:r>
         <w:rPr>
-          <w:rFonts w:ascii="Calibri" w:hAnsi="Calibri" w:cs="Calibri"/>
+          <w:rFonts w:ascii="Montserrat" w:hAnsi="Montserrat" w:cs="Calibri"/>
+          <w:sz w:val="24"/>
           <w:szCs w:val="20"/>
           <w:lang w:eastAsia="ar-SA"/>
         </w:rPr>
@@ -553,7 +579,8 @@
       </w:r>
       <w:r>
         <w:rPr>
-          <w:rFonts w:ascii="Calibri" w:hAnsi="Calibri" w:cs="Calibri"/>
+          <w:rFonts w:ascii="Montserrat" w:hAnsi="Montserrat" w:cs="Calibri"/>
+          <w:sz w:val="24"/>
           <w:szCs w:val="20"/>
           <w:lang w:eastAsia="ar-SA"/>
         </w:rPr>
@@ -561,7 +588,8 @@
       </w:r>
       <w:r>
         <w:rPr>
-          <w:rFonts w:ascii="Calibri" w:hAnsi="Calibri" w:cs="Calibri"/>
+          <w:rFonts w:ascii="Montserrat" w:hAnsi="Montserrat" w:cs="Calibri"/>
+          <w:sz w:val="24"/>
           <w:szCs w:val="20"/>
           <w:lang w:eastAsia="ar-SA"/>
         </w:rPr>
@@ -573,14 +601,16 @@
         <w:spacing w:line="360" w:lineRule="auto"/>
         <w:jc w:val="both"/>
         <w:rPr>
-          <w:rFonts w:ascii="Calibri" w:hAnsi="Calibri" w:cs="Calibri"/>
-          <w:szCs w:val="20"/>
-          <w:lang w:eastAsia="ar-SA"/>
-        </w:rPr>
-      </w:pPr>
-      <w:r>
-        <w:rPr>
-          <w:rFonts w:ascii="Calibri" w:hAnsi="Calibri" w:cs="Calibri"/>
+          <w:rFonts w:ascii="Montserrat" w:hAnsi="Montserrat" w:cs="Calibri"/>
+          <w:sz w:val="24"/>
+          <w:szCs w:val="20"/>
+          <w:lang w:eastAsia="ar-SA"/>
+        </w:rPr>
+      </w:pPr>
+      <w:r>
+        <w:rPr>
+          <w:rFonts w:ascii="Montserrat" w:hAnsi="Montserrat" w:cs="Calibri"/>
+          <w:sz w:val="24"/>
           <w:szCs w:val="20"/>
           <w:lang w:eastAsia="ar-SA"/>
         </w:rPr>
@@ -593,14 +623,16 @@
         <w:spacing w:line="360" w:lineRule="auto"/>
         <w:jc w:val="both"/>
         <w:rPr>
-          <w:rFonts w:ascii="Calibri" w:hAnsi="Calibri" w:cs="Calibri"/>
-          <w:szCs w:val="20"/>
-          <w:lang w:eastAsia="ar-SA"/>
-        </w:rPr>
-      </w:pPr>
-      <w:r>
-        <w:rPr>
-          <w:rFonts w:ascii="Calibri" w:hAnsi="Calibri" w:cs="Calibri"/>
+          <w:rFonts w:ascii="Montserrat" w:hAnsi="Montserrat" w:cs="Calibri"/>
+          <w:sz w:val="24"/>
+          <w:szCs w:val="20"/>
+          <w:lang w:eastAsia="ar-SA"/>
+        </w:rPr>
+      </w:pPr>
+      <w:r>
+        <w:rPr>
+          <w:rFonts w:ascii="Montserrat" w:hAnsi="Montserrat" w:cs="Calibri"/>
+          <w:sz w:val="24"/>
           <w:szCs w:val="20"/>
           <w:lang w:eastAsia="ar-SA"/>
         </w:rPr>
@@ -613,13 +645,15 @@
         <w:spacing w:line="360" w:lineRule="auto"/>
         <w:jc w:val="both"/>
         <w:rPr>
-          <w:rFonts w:ascii="Calibri" w:hAnsi="Calibri" w:cs="Calibri"/>
-          <w:lang w:eastAsia="ar-SA"/>
-        </w:rPr>
-      </w:pPr>
-      <w:r>
-        <w:rPr>
-          <w:rFonts w:ascii="Calibri" w:hAnsi="Calibri" w:cs="Calibri"/>
+          <w:rFonts w:ascii="Montserrat" w:hAnsi="Montserrat" w:cs="Calibri"/>
+          <w:sz w:val="24"/>
+          <w:lang w:eastAsia="ar-SA"/>
+        </w:rPr>
+      </w:pPr>
+      <w:r>
+        <w:rPr>
+          <w:rFonts w:ascii="Montserrat" w:hAnsi="Montserrat" w:cs="Calibri"/>
+          <w:sz w:val="24"/>
           <w:szCs w:val="20"/>
           <w:lang w:eastAsia="ar-SA"/>
         </w:rPr>
@@ -628,7 +662,8 @@
       </w:r>
       <w:r>
         <w:rPr>
-          <w:rFonts w:ascii="Calibri" w:hAnsi="Calibri" w:cs="Calibri"/>
+          <w:rFonts w:ascii="Montserrat" w:hAnsi="Montserrat" w:cs="Calibri"/>
+          <w:sz w:val="24"/>
           <w:lang w:eastAsia="ar-SA"/>
         </w:rPr>
         <w:t xml:space="preserve">So different from my response to the other presence, the thing that had seized my mind, burned itself into every thought and feeling I possessed and then crushed me out of existence. Until that moment, I had forgotten. I had forgotten what I had been hiding from and what I had been asked to confront. </w:t>
@@ -639,13 +674,15 @@
         <w:spacing w:line="360" w:lineRule="auto"/>
         <w:contextualSpacing/>
         <w:rPr>
-          <w:rFonts w:ascii="Calibri" w:hAnsi="Calibri" w:cs="Calibri"/>
-          <w:lang w:eastAsia="ar-SA"/>
-        </w:rPr>
-      </w:pPr>
-      <w:r>
-        <w:rPr>
-          <w:rFonts w:ascii="Calibri" w:hAnsi="Calibri" w:cs="Calibri"/>
+          <w:rFonts w:ascii="Montserrat" w:hAnsi="Montserrat" w:cs="Calibri"/>
+          <w:sz w:val="24"/>
+          <w:lang w:eastAsia="ar-SA"/>
+        </w:rPr>
+      </w:pPr>
+      <w:r>
+        <w:rPr>
+          <w:rFonts w:ascii="Montserrat" w:hAnsi="Montserrat" w:cs="Calibri"/>
+          <w:sz w:val="24"/>
           <w:lang w:eastAsia="ar-SA"/>
         </w:rPr>
         <w:tab/>
@@ -657,13 +694,15 @@
         <w:spacing w:line="360" w:lineRule="auto"/>
         <w:contextualSpacing/>
         <w:rPr>
-          <w:rFonts w:ascii="Calibri" w:hAnsi="Calibri" w:cs="Calibri"/>
-          <w:lang w:eastAsia="ar-SA"/>
-        </w:rPr>
-      </w:pPr>
-      <w:r>
-        <w:rPr>
-          <w:rFonts w:ascii="Calibri" w:hAnsi="Calibri" w:cs="Calibri"/>
+          <w:rFonts w:ascii="Montserrat" w:hAnsi="Montserrat" w:cs="Calibri"/>
+          <w:sz w:val="24"/>
+          <w:lang w:eastAsia="ar-SA"/>
+        </w:rPr>
+      </w:pPr>
+      <w:r>
+        <w:rPr>
+          <w:rFonts w:ascii="Montserrat" w:hAnsi="Montserrat" w:cs="Calibri"/>
+          <w:sz w:val="24"/>
           <w:lang w:eastAsia="ar-SA"/>
         </w:rPr>
         <w:tab/>
@@ -675,14 +714,16 @@
         <w:spacing w:line="360" w:lineRule="auto"/>
         <w:jc w:val="both"/>
         <w:rPr>
-          <w:rFonts w:ascii="Calibri" w:hAnsi="Calibri" w:cs="Calibri"/>
-          <w:szCs w:val="20"/>
-          <w:lang w:eastAsia="ar-SA"/>
-        </w:rPr>
-      </w:pPr>
-      <w:r>
-        <w:rPr>
-          <w:rFonts w:ascii="Calibri" w:hAnsi="Calibri" w:cs="Calibri"/>
+          <w:rFonts w:ascii="Montserrat" w:hAnsi="Montserrat" w:cs="Calibri"/>
+          <w:sz w:val="24"/>
+          <w:szCs w:val="20"/>
+          <w:lang w:eastAsia="ar-SA"/>
+        </w:rPr>
+      </w:pPr>
+      <w:r>
+        <w:rPr>
+          <w:rFonts w:ascii="Montserrat" w:hAnsi="Montserrat" w:cs="Calibri"/>
+          <w:sz w:val="24"/>
           <w:szCs w:val="20"/>
           <w:lang w:eastAsia="ar-SA"/>
         </w:rPr>
@@ -690,7 +731,8 @@
       </w:r>
       <w:r>
         <w:rPr>
-          <w:rFonts w:ascii="Calibri" w:hAnsi="Calibri" w:cs="Calibri"/>
+          <w:rFonts w:ascii="Montserrat" w:hAnsi="Montserrat" w:cs="Calibri"/>
+          <w:sz w:val="24"/>
           <w:szCs w:val="20"/>
           <w:lang w:eastAsia="ar-SA"/>
         </w:rPr>
@@ -702,14 +744,16 @@
         <w:spacing w:line="360" w:lineRule="auto"/>
         <w:jc w:val="both"/>
         <w:rPr>
-          <w:rFonts w:ascii="Calibri" w:hAnsi="Calibri" w:cs="Calibri"/>
-          <w:szCs w:val="20"/>
-          <w:lang w:eastAsia="ar-SA"/>
-        </w:rPr>
-      </w:pPr>
-      <w:r>
-        <w:rPr>
-          <w:rFonts w:ascii="Calibri" w:hAnsi="Calibri" w:cs="Calibri"/>
+          <w:rFonts w:ascii="Montserrat" w:hAnsi="Montserrat" w:cs="Calibri"/>
+          <w:sz w:val="24"/>
+          <w:szCs w:val="20"/>
+          <w:lang w:eastAsia="ar-SA"/>
+        </w:rPr>
+      </w:pPr>
+      <w:r>
+        <w:rPr>
+          <w:rFonts w:ascii="Montserrat" w:hAnsi="Montserrat" w:cs="Calibri"/>
+          <w:sz w:val="24"/>
           <w:szCs w:val="20"/>
           <w:lang w:eastAsia="ar-SA"/>
         </w:rPr>
@@ -718,7 +762,8 @@
       </w:r>
       <w:r>
         <w:rPr>
-          <w:rFonts w:ascii="Calibri" w:hAnsi="Calibri" w:cs="Calibri"/>
+          <w:rFonts w:ascii="Montserrat" w:hAnsi="Montserrat" w:cs="Calibri"/>
+          <w:sz w:val="24"/>
           <w:szCs w:val="20"/>
           <w:lang w:eastAsia="ar-SA"/>
         </w:rPr>
@@ -730,14 +775,16 @@
         <w:spacing w:line="360" w:lineRule="auto"/>
         <w:jc w:val="both"/>
         <w:rPr>
-          <w:rFonts w:ascii="Calibri" w:hAnsi="Calibri" w:cs="Calibri"/>
-          <w:szCs w:val="20"/>
-          <w:lang w:eastAsia="ar-SA"/>
-        </w:rPr>
-      </w:pPr>
-      <w:r>
-        <w:rPr>
-          <w:rFonts w:ascii="Calibri" w:hAnsi="Calibri" w:cs="Calibri"/>
+          <w:rFonts w:ascii="Montserrat" w:hAnsi="Montserrat" w:cs="Calibri"/>
+          <w:sz w:val="24"/>
+          <w:szCs w:val="20"/>
+          <w:lang w:eastAsia="ar-SA"/>
+        </w:rPr>
+      </w:pPr>
+      <w:r>
+        <w:rPr>
+          <w:rFonts w:ascii="Montserrat" w:hAnsi="Montserrat" w:cs="Calibri"/>
+          <w:sz w:val="24"/>
           <w:szCs w:val="20"/>
           <w:lang w:eastAsia="ar-SA"/>
         </w:rPr>
@@ -745,7 +792,8 @@
       </w:r>
       <w:r>
         <w:rPr>
-          <w:rFonts w:ascii="Calibri" w:hAnsi="Calibri" w:cs="Calibri"/>
+          <w:rFonts w:ascii="Montserrat" w:hAnsi="Montserrat" w:cs="Calibri"/>
+          <w:sz w:val="24"/>
           <w:szCs w:val="20"/>
           <w:lang w:eastAsia="ar-SA"/>
         </w:rPr>
@@ -753,73 +801,21 @@
       </w:r>
       <w:r>
         <w:rPr>
-          <w:rFonts w:ascii="Calibri" w:hAnsi="Calibri" w:cs="Calibri"/>
-          <w:szCs w:val="20"/>
-          <w:lang w:eastAsia="ar-SA"/>
-        </w:rPr>
-        <w:t xml:space="preserve">It </w:t>
-      </w:r>
-      <w:proofErr w:type="gramStart"/>
-      <w:r>
-        <w:rPr>
-          <w:rFonts w:ascii="Calibri" w:hAnsi="Calibri" w:cs="Calibri"/>
-          <w:szCs w:val="20"/>
-          <w:lang w:eastAsia="ar-SA"/>
-        </w:rPr>
-        <w:t>had taken</w:t>
-      </w:r>
-      <w:proofErr w:type="gramEnd"/>
-      <w:r>
-        <w:rPr>
-          <w:rFonts w:ascii="Calibri" w:hAnsi="Calibri" w:cs="Calibri"/>
-          <w:szCs w:val="20"/>
-          <w:lang w:eastAsia="ar-SA"/>
-        </w:rPr>
-        <w:t xml:space="preserve"> a long time for me to learn how to </w:t>
-      </w:r>
-      <w:r>
-        <w:rPr>
-          <w:rFonts w:ascii="Calibri" w:hAnsi="Calibri" w:cs="Calibri"/>
-          <w:szCs w:val="20"/>
-          <w:lang w:eastAsia="ar-SA"/>
-        </w:rPr>
-        <w:t xml:space="preserve">make myself solid and to fully share this dream. I itched to go look in the </w:t>
-      </w:r>
-      <w:proofErr w:type="gramStart"/>
-      <w:r>
-        <w:rPr>
-          <w:rFonts w:ascii="Calibri" w:hAnsi="Calibri" w:cs="Calibri"/>
-          <w:szCs w:val="20"/>
-          <w:lang w:eastAsia="ar-SA"/>
-        </w:rPr>
-        <w:t>mirror,</w:t>
-      </w:r>
-      <w:proofErr w:type="gramEnd"/>
-      <w:r>
-        <w:rPr>
-          <w:rFonts w:ascii="Calibri" w:hAnsi="Calibri" w:cs="Calibri"/>
-          <w:szCs w:val="20"/>
-          <w:lang w:eastAsia="ar-SA"/>
-        </w:rPr>
-        <w:t xml:space="preserve"> </w:t>
-      </w:r>
-      <w:proofErr w:type="gramStart"/>
-      <w:r>
-        <w:rPr>
-          <w:rFonts w:ascii="Calibri" w:hAnsi="Calibri" w:cs="Calibri"/>
-          <w:szCs w:val="20"/>
-          <w:lang w:eastAsia="ar-SA"/>
-        </w:rPr>
-        <w:t>in spite of</w:t>
-      </w:r>
-      <w:proofErr w:type="gramEnd"/>
-      <w:r>
-        <w:rPr>
-          <w:rFonts w:ascii="Calibri" w:hAnsi="Calibri" w:cs="Calibri"/>
-          <w:szCs w:val="20"/>
-          <w:lang w:eastAsia="ar-SA"/>
-        </w:rPr>
-        <w:t xml:space="preserve"> the fear the notion roused in me. I still did not know what I should see there, but I desperately hoped it would be me. </w:t>
+          <w:rFonts w:ascii="Montserrat" w:hAnsi="Montserrat" w:cs="Calibri"/>
+          <w:sz w:val="24"/>
+          <w:szCs w:val="20"/>
+          <w:lang w:eastAsia="ar-SA"/>
+        </w:rPr>
+        <w:t xml:space="preserve">It had taken a long time for me to learn how to </w:t>
+      </w:r>
+      <w:r>
+        <w:rPr>
+          <w:rFonts w:ascii="Montserrat" w:hAnsi="Montserrat" w:cs="Calibri"/>
+          <w:sz w:val="24"/>
+          <w:szCs w:val="20"/>
+          <w:lang w:eastAsia="ar-SA"/>
+        </w:rPr>
+        <w:t xml:space="preserve">make myself solid and to fully share this dream. I itched to go look in the mirror, in spite of the fear the notion roused in me. I still did not know what I should see there, but I desperately hoped it would be me. </w:t>
       </w:r>
     </w:p>
     <w:p>
@@ -827,41 +823,26 @@
         <w:spacing w:line="360" w:lineRule="auto"/>
         <w:jc w:val="both"/>
         <w:rPr>
-          <w:rFonts w:ascii="Calibri" w:hAnsi="Calibri" w:cs="Calibri"/>
-          <w:szCs w:val="20"/>
-          <w:lang w:eastAsia="ar-SA"/>
-        </w:rPr>
-      </w:pPr>
-      <w:r>
-        <w:rPr>
-          <w:rFonts w:ascii="Calibri" w:hAnsi="Calibri" w:cs="Calibri"/>
+          <w:rFonts w:ascii="Montserrat" w:hAnsi="Montserrat" w:cs="Calibri"/>
+          <w:sz w:val="24"/>
+          <w:szCs w:val="20"/>
+          <w:lang w:eastAsia="ar-SA"/>
+        </w:rPr>
+      </w:pPr>
+      <w:r>
+        <w:rPr>
+          <w:rFonts w:ascii="Montserrat" w:hAnsi="Montserrat" w:cs="Calibri"/>
+          <w:sz w:val="24"/>
           <w:szCs w:val="20"/>
           <w:lang w:eastAsia="ar-SA"/>
         </w:rPr>
         <w:tab/>
-        <w:t xml:space="preserve">“How do I look?” I asked, knowing she would tell me if I had dreamed </w:t>
-      </w:r>
-      <w:proofErr w:type="gramStart"/>
-      <w:r>
-        <w:rPr>
-          <w:rFonts w:ascii="Calibri" w:hAnsi="Calibri" w:cs="Calibri"/>
-          <w:szCs w:val="20"/>
-          <w:lang w:eastAsia="ar-SA"/>
-        </w:rPr>
-        <w:t>up</w:t>
-      </w:r>
-      <w:proofErr w:type="gramEnd"/>
-      <w:r>
-        <w:rPr>
-          <w:rFonts w:ascii="Calibri" w:hAnsi="Calibri" w:cs="Calibri"/>
-          <w:szCs w:val="20"/>
-          <w:lang w:eastAsia="ar-SA"/>
-        </w:rPr>
-        <w:t xml:space="preserve"> some monstrosity. Her fingers gently brushed hair out of my face and explored my features. </w:t>
-      </w:r>
-      <w:r>
-        <w:rPr>
-          <w:rFonts w:ascii="Calibri" w:hAnsi="Calibri" w:cs="Calibri"/>
+        <w:t xml:space="preserve">“How do I look?” I asked, knowing she would tell me if I had dreamed up some monstrosity. Her fingers gently brushed hair out of my face and explored my features. </w:t>
+      </w:r>
+      <w:r>
+        <w:rPr>
+          <w:rFonts w:ascii="Montserrat" w:hAnsi="Montserrat" w:cs="Calibri"/>
+          <w:sz w:val="24"/>
           <w:szCs w:val="20"/>
           <w:lang w:eastAsia="ar-SA"/>
         </w:rPr>
@@ -873,73 +854,21 @@
         <w:spacing w:line="360" w:lineRule="auto"/>
         <w:jc w:val="both"/>
         <w:rPr>
-          <w:rFonts w:ascii="Calibri" w:hAnsi="Calibri" w:cs="Calibri"/>
-          <w:szCs w:val="20"/>
-          <w:lang w:eastAsia="ar-SA"/>
-        </w:rPr>
-      </w:pPr>
-      <w:r>
-        <w:rPr>
-          <w:rFonts w:ascii="Calibri" w:hAnsi="Calibri" w:cs="Calibri"/>
+          <w:rFonts w:ascii="Montserrat" w:hAnsi="Montserrat" w:cs="Calibri"/>
+          <w:sz w:val="24"/>
+          <w:szCs w:val="20"/>
+          <w:lang w:eastAsia="ar-SA"/>
+        </w:rPr>
+      </w:pPr>
+      <w:r>
+        <w:rPr>
+          <w:rFonts w:ascii="Montserrat" w:hAnsi="Montserrat" w:cs="Calibri"/>
+          <w:sz w:val="24"/>
           <w:szCs w:val="20"/>
           <w:lang w:eastAsia="ar-SA"/>
         </w:rPr>
         <w:tab/>
-        <w:t xml:space="preserve">“I’ve told </w:t>
-      </w:r>
-      <w:proofErr w:type="gramStart"/>
-      <w:r>
-        <w:rPr>
-          <w:rFonts w:ascii="Calibri" w:hAnsi="Calibri" w:cs="Calibri"/>
-          <w:szCs w:val="20"/>
-          <w:lang w:eastAsia="ar-SA"/>
-        </w:rPr>
-        <w:t>you,</w:t>
-      </w:r>
-      <w:proofErr w:type="gramEnd"/>
-      <w:r>
-        <w:rPr>
-          <w:rFonts w:ascii="Calibri" w:hAnsi="Calibri" w:cs="Calibri"/>
-          <w:szCs w:val="20"/>
-          <w:lang w:eastAsia="ar-SA"/>
-        </w:rPr>
-        <w:t xml:space="preserve"> you </w:t>
-      </w:r>
-      <w:proofErr w:type="gramStart"/>
-      <w:r>
-        <w:rPr>
-          <w:rFonts w:ascii="Calibri" w:hAnsi="Calibri" w:cs="Calibri"/>
-          <w:szCs w:val="20"/>
-          <w:lang w:eastAsia="ar-SA"/>
-        </w:rPr>
-        <w:t>have to</w:t>
-      </w:r>
-      <w:proofErr w:type="gramEnd"/>
-      <w:r>
-        <w:rPr>
-          <w:rFonts w:ascii="Calibri" w:hAnsi="Calibri" w:cs="Calibri"/>
-          <w:szCs w:val="20"/>
-          <w:lang w:eastAsia="ar-SA"/>
-        </w:rPr>
-        <w:t xml:space="preserve"> be patient. You’re still </w:t>
-      </w:r>
-      <w:proofErr w:type="gramStart"/>
-      <w:r>
-        <w:rPr>
-          <w:rFonts w:ascii="Calibri" w:hAnsi="Calibri" w:cs="Calibri"/>
-          <w:szCs w:val="20"/>
-          <w:lang w:eastAsia="ar-SA"/>
-        </w:rPr>
-        <w:t>to</w:t>
-      </w:r>
-      <w:proofErr w:type="gramEnd"/>
-      <w:r>
-        <w:rPr>
-          <w:rFonts w:ascii="Calibri" w:hAnsi="Calibri" w:cs="Calibri"/>
-          <w:szCs w:val="20"/>
-          <w:lang w:eastAsia="ar-SA"/>
-        </w:rPr>
-        <w:t xml:space="preserve"> easily upset. Now, tell me what you remember,” she prompted me, pushing me back into the pillows piled against the bed’s headrest.  </w:t>
+        <w:t xml:space="preserve">“I’ve told you, you have to be patient. You’re still to easily upset. Now, tell me what you remember,” she prompted me, pushing me back into the pillows piled against the bed’s headrest.  </w:t>
       </w:r>
     </w:p>
     <w:p>
@@ -947,14 +876,16 @@
         <w:spacing w:line="360" w:lineRule="auto"/>
         <w:jc w:val="both"/>
         <w:rPr>
-          <w:rFonts w:ascii="Calibri" w:hAnsi="Calibri" w:cs="Calibri"/>
-          <w:szCs w:val="20"/>
-          <w:lang w:eastAsia="ar-SA"/>
-        </w:rPr>
-      </w:pPr>
-      <w:r>
-        <w:rPr>
-          <w:rFonts w:ascii="Calibri" w:hAnsi="Calibri" w:cs="Calibri"/>
+          <w:rFonts w:ascii="Montserrat" w:hAnsi="Montserrat" w:cs="Calibri"/>
+          <w:sz w:val="24"/>
+          <w:szCs w:val="20"/>
+          <w:lang w:eastAsia="ar-SA"/>
+        </w:rPr>
+      </w:pPr>
+      <w:r>
+        <w:rPr>
+          <w:rFonts w:ascii="Montserrat" w:hAnsi="Montserrat" w:cs="Calibri"/>
+          <w:sz w:val="24"/>
           <w:szCs w:val="20"/>
           <w:lang w:eastAsia="ar-SA"/>
         </w:rPr>
@@ -967,7 +898,8 @@
         <w:spacing w:line="360" w:lineRule="auto"/>
         <w:jc w:val="both"/>
         <w:rPr>
-          <w:rFonts w:ascii="Calibri" w:hAnsi="Calibri" w:cs="Calibri"/>
+          <w:rFonts w:ascii="Montserrat" w:hAnsi="Montserrat" w:cs="Calibri"/>
+          <w:sz w:val="24"/>
           <w:szCs w:val="20"/>
           <w:lang w:eastAsia="ar-SA"/>
         </w:rPr>
@@ -978,7 +910,8 @@
         <w:spacing w:line="360" w:lineRule="auto"/>
         <w:jc w:val="both"/>
         <w:rPr>
-          <w:rFonts w:ascii="Calibri" w:hAnsi="Calibri" w:cs="Calibri"/>
+          <w:rFonts w:ascii="Montserrat" w:hAnsi="Montserrat" w:cs="Calibri"/>
+          <w:sz w:val="24"/>
           <w:szCs w:val="20"/>
           <w:lang w:eastAsia="ar-SA"/>
         </w:rPr>
@@ -989,14 +922,16 @@
         <w:spacing w:line="360" w:lineRule="auto"/>
         <w:jc w:val="both"/>
         <w:rPr>
-          <w:rFonts w:ascii="Calibri" w:hAnsi="Calibri" w:cs="Calibri"/>
-          <w:szCs w:val="20"/>
-          <w:lang w:eastAsia="ar-SA"/>
-        </w:rPr>
-      </w:pPr>
-      <w:r>
-        <w:rPr>
-          <w:rFonts w:ascii="Calibri" w:hAnsi="Calibri" w:cs="Calibri"/>
+          <w:rFonts w:ascii="Montserrat" w:hAnsi="Montserrat" w:cs="Calibri"/>
+          <w:sz w:val="24"/>
+          <w:szCs w:val="20"/>
+          <w:lang w:eastAsia="ar-SA"/>
+        </w:rPr>
+      </w:pPr>
+      <w:r>
+        <w:rPr>
+          <w:rFonts w:ascii="Montserrat" w:hAnsi="Montserrat" w:cs="Calibri"/>
+          <w:sz w:val="24"/>
           <w:szCs w:val="20"/>
           <w:lang w:eastAsia="ar-SA"/>
         </w:rPr>
@@ -1008,37 +943,21 @@
         <w:spacing w:line="360" w:lineRule="auto"/>
         <w:jc w:val="both"/>
         <w:rPr>
-          <w:rFonts w:ascii="Calibri" w:hAnsi="Calibri" w:cs="Calibri"/>
-          <w:szCs w:val="20"/>
-          <w:lang w:eastAsia="ar-SA"/>
-        </w:rPr>
-      </w:pPr>
-      <w:r>
-        <w:rPr>
-          <w:rFonts w:ascii="Calibri" w:hAnsi="Calibri" w:cs="Calibri"/>
+          <w:rFonts w:ascii="Montserrat" w:hAnsi="Montserrat" w:cs="Calibri"/>
+          <w:sz w:val="24"/>
+          <w:szCs w:val="20"/>
+          <w:lang w:eastAsia="ar-SA"/>
+        </w:rPr>
+      </w:pPr>
+      <w:r>
+        <w:rPr>
+          <w:rFonts w:ascii="Montserrat" w:hAnsi="Montserrat" w:cs="Calibri"/>
+          <w:sz w:val="24"/>
           <w:szCs w:val="20"/>
           <w:lang w:eastAsia="ar-SA"/>
         </w:rPr>
         <w:tab/>
-        <w:t xml:space="preserve">I remember that she was trying to </w:t>
-      </w:r>
-      <w:proofErr w:type="gramStart"/>
-      <w:r>
-        <w:rPr>
-          <w:rFonts w:ascii="Calibri" w:hAnsi="Calibri" w:cs="Calibri"/>
-          <w:szCs w:val="20"/>
-          <w:lang w:eastAsia="ar-SA"/>
-        </w:rPr>
-        <w:t>dream</w:t>
-      </w:r>
-      <w:proofErr w:type="gramEnd"/>
-      <w:r>
-        <w:rPr>
-          <w:rFonts w:ascii="Calibri" w:hAnsi="Calibri" w:cs="Calibri"/>
-          <w:szCs w:val="20"/>
-          <w:lang w:eastAsia="ar-SA"/>
-        </w:rPr>
-        <w:t xml:space="preserve"> me. It was why she kept asking me to remember. She wanted me to remember being me. </w:t>
+        <w:t xml:space="preserve">I remember that she was trying to dream me. It was why she kept asking me to remember. She wanted me to remember being me. </w:t>
       </w:r>
     </w:p>
     <w:p>
@@ -1046,7 +965,8 @@
         <w:spacing w:line="360" w:lineRule="auto"/>
         <w:jc w:val="both"/>
         <w:rPr>
-          <w:rFonts w:ascii="Calibri" w:hAnsi="Calibri" w:cs="Calibri"/>
+          <w:rFonts w:ascii="Montserrat" w:hAnsi="Montserrat" w:cs="Calibri"/>
+          <w:sz w:val="24"/>
           <w:szCs w:val="20"/>
           <w:lang w:eastAsia="ar-SA"/>
         </w:rPr>
@@ -1057,54 +977,20 @@
         <w:spacing w:line="360" w:lineRule="auto"/>
         <w:jc w:val="both"/>
         <w:rPr>
-          <w:rFonts w:ascii="Calibri" w:hAnsi="Calibri" w:cs="Calibri"/>
-          <w:szCs w:val="20"/>
-          <w:lang w:eastAsia="ar-SA"/>
-        </w:rPr>
-      </w:pPr>
-      <w:r>
-        <w:rPr>
-          <w:rFonts w:ascii="Calibri" w:hAnsi="Calibri" w:cs="Calibri"/>
-          <w:szCs w:val="20"/>
-          <w:lang w:eastAsia="ar-SA"/>
-        </w:rPr>
-        <w:t xml:space="preserve">I could not remember anything at first. Memory did not exist. Nothing seemed to exist. I had no points of reference. Oblivion engulfed me, </w:t>
-      </w:r>
-      <w:proofErr w:type="gramStart"/>
-      <w:r>
-        <w:rPr>
-          <w:rFonts w:ascii="Calibri" w:hAnsi="Calibri" w:cs="Calibri"/>
-          <w:szCs w:val="20"/>
-          <w:lang w:eastAsia="ar-SA"/>
-        </w:rPr>
-        <w:t>marred</w:t>
-      </w:r>
-      <w:proofErr w:type="gramEnd"/>
-      <w:r>
-        <w:rPr>
-          <w:rFonts w:ascii="Calibri" w:hAnsi="Calibri" w:cs="Calibri"/>
-          <w:szCs w:val="20"/>
-          <w:lang w:eastAsia="ar-SA"/>
-        </w:rPr>
-        <w:t xml:space="preserve"> only by my own awareness of it. It was a familiar silence. I understood, </w:t>
-      </w:r>
-      <w:proofErr w:type="gramStart"/>
-      <w:r>
-        <w:rPr>
-          <w:rFonts w:ascii="Calibri" w:hAnsi="Calibri" w:cs="Calibri"/>
-          <w:szCs w:val="20"/>
-          <w:lang w:eastAsia="ar-SA"/>
-        </w:rPr>
-        <w:t>for</w:t>
-      </w:r>
-      <w:proofErr w:type="gramEnd"/>
-      <w:r>
-        <w:rPr>
-          <w:rFonts w:ascii="Calibri" w:hAnsi="Calibri" w:cs="Calibri"/>
-          <w:szCs w:val="20"/>
-          <w:lang w:eastAsia="ar-SA"/>
-        </w:rPr>
-        <w:t xml:space="preserve"> lack of a better word, though there was nothing to understand. I suppose that I just... understood myself. The idea of myself. It was enough to bring me back from the edge. In lieu of anything else, that glimmering awareness absorbed me. Focused me. I was a single naked thought. Alone. </w:t>
+          <w:rFonts w:ascii="Montserrat" w:hAnsi="Montserrat" w:cs="Calibri"/>
+          <w:sz w:val="24"/>
+          <w:szCs w:val="20"/>
+          <w:lang w:eastAsia="ar-SA"/>
+        </w:rPr>
+      </w:pPr>
+      <w:r>
+        <w:rPr>
+          <w:rFonts w:ascii="Montserrat" w:hAnsi="Montserrat" w:cs="Calibri"/>
+          <w:sz w:val="24"/>
+          <w:szCs w:val="20"/>
+          <w:lang w:eastAsia="ar-SA"/>
+        </w:rPr>
+        <w:t xml:space="preserve">I could not remember anything at first. Memory did not exist. Nothing seemed to exist. I had no points of reference. Oblivion engulfed me, marred only by my own awareness of it. It was a familiar silence. I understood, for lack of a better word, though there was nothing to understand. I suppose that I just... understood myself. The idea of myself. It was enough to bring me back from the edge. In lieu of anything else, that glimmering awareness absorbed me. Focused me. I was a single naked thought. Alone. </w:t>
       </w:r>
     </w:p>
     <w:p>
@@ -1112,14 +998,16 @@
         <w:spacing w:line="360" w:lineRule="auto"/>
         <w:jc w:val="both"/>
         <w:rPr>
-          <w:rFonts w:ascii="Calibri" w:hAnsi="Calibri" w:cs="Calibri"/>
-          <w:szCs w:val="20"/>
-          <w:lang w:eastAsia="ar-SA"/>
-        </w:rPr>
-      </w:pPr>
-      <w:r>
-        <w:rPr>
-          <w:rFonts w:ascii="Calibri" w:hAnsi="Calibri" w:cs="Calibri"/>
+          <w:rFonts w:ascii="Montserrat" w:hAnsi="Montserrat" w:cs="Calibri"/>
+          <w:sz w:val="24"/>
+          <w:szCs w:val="20"/>
+          <w:lang w:eastAsia="ar-SA"/>
+        </w:rPr>
+      </w:pPr>
+      <w:r>
+        <w:rPr>
+          <w:rFonts w:ascii="Montserrat" w:hAnsi="Montserrat" w:cs="Calibri"/>
+          <w:sz w:val="24"/>
           <w:szCs w:val="20"/>
           <w:lang w:eastAsia="ar-SA"/>
         </w:rPr>
@@ -1132,14 +1020,16 @@
         <w:spacing w:line="360" w:lineRule="auto"/>
         <w:jc w:val="both"/>
         <w:rPr>
-          <w:rFonts w:ascii="Calibri" w:hAnsi="Calibri" w:cs="Calibri"/>
-          <w:szCs w:val="20"/>
-          <w:lang w:eastAsia="ar-SA"/>
-        </w:rPr>
-      </w:pPr>
-      <w:r>
-        <w:rPr>
-          <w:rFonts w:ascii="Calibri" w:hAnsi="Calibri" w:cs="Calibri"/>
+          <w:rFonts w:ascii="Montserrat" w:hAnsi="Montserrat" w:cs="Calibri"/>
+          <w:sz w:val="24"/>
+          <w:szCs w:val="20"/>
+          <w:lang w:eastAsia="ar-SA"/>
+        </w:rPr>
+      </w:pPr>
+      <w:r>
+        <w:rPr>
+          <w:rFonts w:ascii="Montserrat" w:hAnsi="Montserrat" w:cs="Calibri"/>
+          <w:sz w:val="24"/>
           <w:szCs w:val="20"/>
           <w:lang w:eastAsia="ar-SA"/>
         </w:rPr>
@@ -1148,8 +1038,9 @@
       </w:r>
       <w:r>
         <w:rPr>
-          <w:rFonts w:ascii="Calibri" w:hAnsi="Calibri" w:cs="Calibri"/>
+          <w:rFonts w:ascii="Montserrat" w:hAnsi="Montserrat" w:cs="Calibri"/>
           <w:i/>
+          <w:sz w:val="24"/>
           <w:szCs w:val="20"/>
           <w:lang w:eastAsia="ar-SA"/>
         </w:rPr>
@@ -1157,47 +1048,12 @@
       </w:r>
       <w:r>
         <w:rPr>
-          <w:rFonts w:ascii="Calibri" w:hAnsi="Calibri" w:cs="Calibri"/>
-          <w:szCs w:val="20"/>
-          <w:lang w:eastAsia="ar-SA"/>
-        </w:rPr>
-        <w:t xml:space="preserve">. Suddenly it was vitally important to regain the thread of my last rational thought. I flailed desperately for a measureless eternity but the only points of reference I </w:t>
-      </w:r>
-      <w:proofErr w:type="gramStart"/>
-      <w:r>
-        <w:rPr>
-          <w:rFonts w:ascii="Calibri" w:hAnsi="Calibri" w:cs="Calibri"/>
-          <w:szCs w:val="20"/>
-          <w:lang w:eastAsia="ar-SA"/>
-        </w:rPr>
-        <w:t>cold</w:t>
-      </w:r>
-      <w:proofErr w:type="gramEnd"/>
-      <w:r>
-        <w:rPr>
-          <w:rFonts w:ascii="Calibri" w:hAnsi="Calibri" w:cs="Calibri"/>
-          <w:szCs w:val="20"/>
-          <w:lang w:eastAsia="ar-SA"/>
-        </w:rPr>
-        <w:t xml:space="preserve"> find </w:t>
-      </w:r>
-      <w:proofErr w:type="gramStart"/>
-      <w:r>
-        <w:rPr>
-          <w:rFonts w:ascii="Calibri" w:hAnsi="Calibri" w:cs="Calibri"/>
-          <w:szCs w:val="20"/>
-          <w:lang w:eastAsia="ar-SA"/>
-        </w:rPr>
-        <w:t>was</w:t>
-      </w:r>
-      <w:proofErr w:type="gramEnd"/>
-      <w:r>
-        <w:rPr>
-          <w:rFonts w:ascii="Calibri" w:hAnsi="Calibri" w:cs="Calibri"/>
-          <w:szCs w:val="20"/>
-          <w:lang w:eastAsia="ar-SA"/>
-        </w:rPr>
-        <w:t xml:space="preserve"> the hard presence which had uttered its thought within me. I became aware then of the limit of my understanding and I was terrified.</w:t>
+          <w:rFonts w:ascii="Montserrat" w:hAnsi="Montserrat" w:cs="Calibri"/>
+          <w:sz w:val="24"/>
+          <w:szCs w:val="20"/>
+          <w:lang w:eastAsia="ar-SA"/>
+        </w:rPr>
+        <w:t>. Suddenly it was vitally important to regain the thread of my last rational thought. I flailed desperately for a measureless eternity but the only points of reference I cold find was the hard presence which had uttered its thought within me. I became aware then of the limit of my understanding and I was terrified.</w:t>
       </w:r>
     </w:p>
     <w:p>
@@ -1205,14 +1061,16 @@
         <w:spacing w:line="360" w:lineRule="auto"/>
         <w:jc w:val="both"/>
         <w:rPr>
-          <w:rFonts w:ascii="Calibri" w:hAnsi="Calibri" w:cs="Calibri"/>
-          <w:szCs w:val="20"/>
-          <w:lang w:eastAsia="ar-SA"/>
-        </w:rPr>
-      </w:pPr>
-      <w:r>
-        <w:rPr>
-          <w:rFonts w:ascii="Calibri" w:hAnsi="Calibri" w:cs="Calibri"/>
+          <w:rFonts w:ascii="Montserrat" w:hAnsi="Montserrat" w:cs="Calibri"/>
+          <w:sz w:val="24"/>
+          <w:szCs w:val="20"/>
+          <w:lang w:eastAsia="ar-SA"/>
+        </w:rPr>
+      </w:pPr>
+      <w:r>
+        <w:rPr>
+          <w:rFonts w:ascii="Montserrat" w:hAnsi="Montserrat" w:cs="Calibri"/>
+          <w:sz w:val="24"/>
           <w:szCs w:val="20"/>
           <w:lang w:eastAsia="ar-SA"/>
         </w:rPr>
@@ -1225,14 +1083,16 @@
         <w:spacing w:line="360" w:lineRule="auto"/>
         <w:jc w:val="both"/>
         <w:rPr>
-          <w:rFonts w:ascii="Calibri" w:hAnsi="Calibri" w:cs="Calibri"/>
-          <w:szCs w:val="20"/>
-          <w:lang w:eastAsia="ar-SA"/>
-        </w:rPr>
-      </w:pPr>
-      <w:r>
-        <w:rPr>
-          <w:rFonts w:ascii="Calibri" w:hAnsi="Calibri" w:cs="Calibri"/>
+          <w:rFonts w:ascii="Montserrat" w:hAnsi="Montserrat" w:cs="Calibri"/>
+          <w:sz w:val="24"/>
+          <w:szCs w:val="20"/>
+          <w:lang w:eastAsia="ar-SA"/>
+        </w:rPr>
+      </w:pPr>
+      <w:r>
+        <w:rPr>
+          <w:rFonts w:ascii="Montserrat" w:hAnsi="Montserrat" w:cs="Calibri"/>
+          <w:sz w:val="24"/>
           <w:szCs w:val="20"/>
           <w:lang w:eastAsia="ar-SA"/>
         </w:rPr>
@@ -1245,37 +1105,21 @@
         <w:spacing w:line="360" w:lineRule="auto"/>
         <w:jc w:val="both"/>
         <w:rPr>
-          <w:rFonts w:ascii="Calibri" w:hAnsi="Calibri" w:cs="Calibri"/>
-          <w:szCs w:val="20"/>
-          <w:lang w:eastAsia="ar-SA"/>
-        </w:rPr>
-      </w:pPr>
-      <w:r>
-        <w:rPr>
-          <w:rFonts w:ascii="Calibri" w:hAnsi="Calibri" w:cs="Calibri"/>
+          <w:rFonts w:ascii="Montserrat" w:hAnsi="Montserrat" w:cs="Calibri"/>
+          <w:sz w:val="24"/>
+          <w:szCs w:val="20"/>
+          <w:lang w:eastAsia="ar-SA"/>
+        </w:rPr>
+      </w:pPr>
+      <w:r>
+        <w:rPr>
+          <w:rFonts w:ascii="Montserrat" w:hAnsi="Montserrat" w:cs="Calibri"/>
+          <w:sz w:val="24"/>
           <w:szCs w:val="20"/>
           <w:lang w:eastAsia="ar-SA"/>
         </w:rPr>
         <w:tab/>
-        <w:t xml:space="preserve">Does it matter why? </w:t>
-      </w:r>
-      <w:proofErr w:type="gramStart"/>
-      <w:r>
-        <w:rPr>
-          <w:rFonts w:ascii="Calibri" w:hAnsi="Calibri" w:cs="Calibri"/>
-          <w:szCs w:val="20"/>
-          <w:lang w:eastAsia="ar-SA"/>
-        </w:rPr>
-        <w:t>the</w:t>
-      </w:r>
-      <w:proofErr w:type="gramEnd"/>
-      <w:r>
-        <w:rPr>
-          <w:rFonts w:ascii="Calibri" w:hAnsi="Calibri" w:cs="Calibri"/>
-          <w:szCs w:val="20"/>
-          <w:lang w:eastAsia="ar-SA"/>
-        </w:rPr>
-        <w:t xml:space="preserve"> voice probed. </w:t>
+        <w:t xml:space="preserve">Does it matter why? the voice probed. </w:t>
       </w:r>
     </w:p>
     <w:p>
@@ -1283,16 +1127,18 @@
         <w:spacing w:line="360" w:lineRule="auto"/>
         <w:jc w:val="both"/>
         <w:rPr>
-          <w:rFonts w:ascii="Calibri" w:hAnsi="Calibri" w:cs="Calibri"/>
-          <w:szCs w:val="20"/>
-          <w:lang w:eastAsia="ar-SA"/>
-        </w:rPr>
-      </w:pPr>
-    </w:p>
-    <w:p>
-      <w:pPr>
-        <w:rPr>
-          <w:rFonts w:ascii="Calibri" w:hAnsi="Calibri" w:cs="Calibri"/>
+          <w:rFonts w:ascii="Montserrat" w:hAnsi="Montserrat" w:cs="Calibri"/>
+          <w:sz w:val="24"/>
+          <w:szCs w:val="20"/>
+          <w:lang w:eastAsia="ar-SA"/>
+        </w:rPr>
+      </w:pPr>
+    </w:p>
+    <w:p>
+      <w:pPr>
+        <w:rPr>
+          <w:rFonts w:ascii="Montserrat" w:hAnsi="Montserrat" w:cs="Calibri"/>
+          <w:sz w:val="24"/>
         </w:rPr>
       </w:pPr>
     </w:p>
@@ -1311,7 +1157,7 @@
   <w:abstractNum w:abstractNumId="0" w15:restartNumberingAfterBreak="0">
     <w:nsid w:val="FFFFFFFB"/>
     <w:multiLevelType w:val="multilevel"/>
-    <w:tmpl w:val="759072D4"/>
+    <w:tmpl w:val="80A499BA"/>
     <w:lvl w:ilvl="0">
       <w:start w:val="1"/>
       <w:numFmt w:val="cardinalText"/>
@@ -1416,6 +1262,27 @@
   <w:num w:numId="12" w16cid:durableId="1996034873">
     <w:abstractNumId w:val="0"/>
   </w:num>
+  <w:num w:numId="13" w16cid:durableId="2089964085">
+    <w:abstractNumId w:val="0"/>
+  </w:num>
+  <w:num w:numId="14" w16cid:durableId="1618901513">
+    <w:abstractNumId w:val="0"/>
+  </w:num>
+  <w:num w:numId="15" w16cid:durableId="2011639307">
+    <w:abstractNumId w:val="0"/>
+  </w:num>
+  <w:num w:numId="16" w16cid:durableId="616719707">
+    <w:abstractNumId w:val="0"/>
+  </w:num>
+  <w:num w:numId="17" w16cid:durableId="780803600">
+    <w:abstractNumId w:val="0"/>
+  </w:num>
+  <w:num w:numId="18" w16cid:durableId="2054960727">
+    <w:abstractNumId w:val="0"/>
+  </w:num>
+  <w:num w:numId="19" w16cid:durableId="1979259703">
+    <w:abstractNumId w:val="0"/>
+  </w:num>
 </w:numbering>
 </file>
 
@@ -1424,7 +1291,9 @@
   <w:docDefaults>
     <w:rPrDefault>
       <w:rPr>
-        <w:rFonts w:ascii="Times New Roman" w:eastAsia="Times New Roman" w:hAnsi="Times New Roman" w:cs="Times New Roman"/>
+        <w:rFonts w:asciiTheme="minorHAnsi" w:eastAsiaTheme="minorHAnsi" w:hAnsiTheme="minorHAnsi" w:cstheme="minorBidi"/>
+        <w:sz w:val="22"/>
+        <w:szCs w:val="22"/>
         <w:lang w:val="en-US" w:eastAsia="en-US" w:bidi="ar-SA"/>
       </w:rPr>
     </w:rPrDefault>
@@ -1811,12 +1680,12 @@
   <w:style w:type="paragraph" w:default="1" w:styleId="Normal">
     <w:name w:val="Normal"/>
     <w:qFormat/>
-    <w:rsid w:val="00C26BE2"/>
+    <w:rsid w:val="000433B1"/>
     <w:pPr>
       <w:spacing w:after="240" w:line="276" w:lineRule="auto"/>
     </w:pPr>
     <w:rPr>
-      <w:rFonts w:asciiTheme="minorHAnsi" w:hAnsiTheme="minorHAnsi" w:cstheme="minorHAnsi"/>
+      <w:rFonts w:cstheme="minorHAnsi"/>
       <w:sz w:val="28"/>
       <w:szCs w:val="28"/>
     </w:rPr>
@@ -1827,10 +1696,10 @@
     <w:next w:val="Normal"/>
     <w:link w:val="Heading1Char"/>
     <w:qFormat/>
-    <w:rsid w:val="00C26BE2"/>
+    <w:rsid w:val="000433B1"/>
     <w:pPr>
       <w:keepNext/>
-      <w:contextualSpacing/>
+      <w:spacing w:before="240" w:after="60" w:line="240" w:lineRule="auto"/>
       <w:outlineLvl w:val="0"/>
     </w:pPr>
     <w:rPr>
@@ -1846,11 +1715,11 @@
     <w:next w:val="Normal"/>
     <w:link w:val="Heading2Char"/>
     <w:qFormat/>
-    <w:rsid w:val="00C26BE2"/>
+    <w:rsid w:val="000433B1"/>
     <w:pPr>
       <w:numPr>
         <w:ilvl w:val="1"/>
-        <w:numId w:val="12"/>
+        <w:numId w:val="19"/>
       </w:numPr>
       <w:outlineLvl w:val="1"/>
     </w:pPr>
@@ -1866,7 +1735,7 @@
     <w:next w:val="Normal"/>
     <w:link w:val="Heading3Char"/>
     <w:qFormat/>
-    <w:rsid w:val="00C26BE2"/>
+    <w:rsid w:val="000433B1"/>
     <w:pPr>
       <w:outlineLvl w:val="2"/>
     </w:pPr>
@@ -1880,7 +1749,7 @@
     <w:next w:val="Normal"/>
     <w:link w:val="Heading4Char"/>
     <w:qFormat/>
-    <w:rsid w:val="00C26BE2"/>
+    <w:rsid w:val="000433B1"/>
     <w:pPr>
       <w:numPr>
         <w:ilvl w:val="3"/>
@@ -1897,7 +1766,7 @@
     <w:next w:val="Normal"/>
     <w:link w:val="Heading5Char"/>
     <w:qFormat/>
-    <w:rsid w:val="00C26BE2"/>
+    <w:rsid w:val="000433B1"/>
     <w:pPr>
       <w:numPr>
         <w:ilvl w:val="4"/>
@@ -1914,7 +1783,7 @@
     <w:next w:val="Normal"/>
     <w:link w:val="Heading6Char"/>
     <w:qFormat/>
-    <w:rsid w:val="00C26BE2"/>
+    <w:rsid w:val="000433B1"/>
     <w:pPr>
       <w:numPr>
         <w:ilvl w:val="5"/>
@@ -1922,7 +1791,7 @@
       <w:outlineLvl w:val="5"/>
     </w:pPr>
     <w:rPr>
-      <w:b w:val="0"/>
+      <w:bCs/>
       <w:sz w:val="24"/>
       <w:szCs w:val="24"/>
       <w:u w:val="single"/>
@@ -1934,28 +1803,31 @@
     <w:next w:val="Normal"/>
     <w:link w:val="Heading7Char"/>
     <w:qFormat/>
-    <w:rsid w:val="00C26BE2"/>
+    <w:rsid w:val="000433B1"/>
     <w:pPr>
+      <w:keepNext w:val="0"/>
+      <w:numPr>
+        <w:ilvl w:val="0"/>
+        <w:numId w:val="0"/>
+      </w:numPr>
       <w:outlineLvl w:val="6"/>
     </w:pPr>
     <w:rPr>
-      <w:b/>
-      <w:bCs/>
+      <w:b w:val="0"/>
+      <w:kern w:val="0"/>
     </w:rPr>
   </w:style>
   <w:style w:type="paragraph" w:styleId="Heading8">
     <w:name w:val="heading 8"/>
-    <w:basedOn w:val="Heading7"/>
+    <w:basedOn w:val="Heading6"/>
     <w:next w:val="Normal"/>
     <w:link w:val="Heading8Char"/>
     <w:qFormat/>
-    <w:rsid w:val="00C26BE2"/>
+    <w:rsid w:val="000433B1"/>
     <w:pPr>
       <w:outlineLvl w:val="7"/>
     </w:pPr>
     <w:rPr>
-      <w:b w:val="0"/>
-      <w:bCs w:val="0"/>
       <w:i/>
       <w:iCs/>
       <w:u w:val="none"/>
@@ -1967,13 +1839,13 @@
     <w:next w:val="Normal"/>
     <w:link w:val="Heading9Char"/>
     <w:qFormat/>
-    <w:rsid w:val="00C26BE2"/>
+    <w:rsid w:val="000433B1"/>
     <w:pPr>
       <w:outlineLvl w:val="8"/>
     </w:pPr>
     <w:rPr>
-      <w:b/>
-      <w:bCs/>
+      <w:b w:val="0"/>
+      <w:bCs w:val="0"/>
     </w:rPr>
   </w:style>
   <w:style w:type="character" w:default="1" w:styleId="DefaultParagraphFont">
@@ -2009,9 +1881,10 @@
     <w:next w:val="Normal"/>
     <w:link w:val="Subheading1Char"/>
     <w:qFormat/>
-    <w:rsid w:val="00C26BE2"/>
+    <w:rsid w:val="000433B1"/>
     <w:pPr>
-      <w:spacing w:line="240" w:lineRule="auto"/>
+      <w:spacing w:before="0" w:after="0"/>
+      <w:contextualSpacing/>
     </w:pPr>
     <w:rPr>
       <w:rFonts w:asciiTheme="majorHAnsi" w:eastAsiaTheme="minorHAnsi" w:hAnsiTheme="majorHAnsi"/>
@@ -2024,9 +1897,9 @@
     <w:name w:val="Subheading 1 Char"/>
     <w:basedOn w:val="DefaultParagraphFont"/>
     <w:link w:val="Subheading1"/>
-    <w:rsid w:val="00C26BE2"/>
-    <w:rPr>
-      <w:rFonts w:asciiTheme="majorHAnsi" w:eastAsiaTheme="minorHAnsi" w:hAnsiTheme="majorHAnsi" w:cstheme="minorHAnsi"/>
+    <w:rsid w:val="000433B1"/>
+    <w:rPr>
+      <w:rFonts w:asciiTheme="majorHAnsi" w:hAnsiTheme="majorHAnsi" w:cstheme="minorHAnsi"/>
       <w:b/>
       <w:kern w:val="28"/>
       <w:sz w:val="48"/>
@@ -2038,9 +1911,9 @@
     <w:name w:val="Heading 1 Char"/>
     <w:basedOn w:val="DefaultParagraphFont"/>
     <w:link w:val="Heading1"/>
-    <w:rsid w:val="00C26BE2"/>
-    <w:rPr>
-      <w:rFonts w:asciiTheme="minorHAnsi" w:eastAsiaTheme="majorEastAsia" w:hAnsiTheme="minorHAnsi" w:cstheme="minorHAnsi"/>
+    <w:rsid w:val="000433B1"/>
+    <w:rPr>
+      <w:rFonts w:eastAsiaTheme="majorEastAsia" w:cstheme="minorHAnsi"/>
       <w:b/>
       <w:kern w:val="28"/>
       <w:sz w:val="56"/>
@@ -2049,67 +1922,58 @@
   </w:style>
   <w:style w:type="paragraph" w:customStyle="1" w:styleId="Subheading2">
     <w:name w:val="Subheading 2"/>
-    <w:basedOn w:val="Heading2"/>
+    <w:basedOn w:val="Subheading1"/>
     <w:next w:val="Normal"/>
     <w:link w:val="Subheading2Char"/>
     <w:qFormat/>
-    <w:rsid w:val="00C26BE2"/>
-    <w:pPr>
-      <w:spacing w:line="240" w:lineRule="auto"/>
-    </w:pPr>
-    <w:rPr>
-      <w:vertAlign w:val="superscript"/>
-    </w:rPr>
+    <w:rsid w:val="000433B1"/>
   </w:style>
   <w:style w:type="character" w:customStyle="1" w:styleId="Subheading2Char">
     <w:name w:val="Subheading 2 Char"/>
     <w:basedOn w:val="Subheading1Char"/>
     <w:link w:val="Subheading2"/>
-    <w:rsid w:val="00C26BE2"/>
+    <w:rsid w:val="000433B1"/>
+    <w:rPr>
+      <w:rFonts w:asciiTheme="majorHAnsi" w:hAnsiTheme="majorHAnsi" w:cstheme="minorHAnsi"/>
+      <w:b/>
+      <w:kern w:val="28"/>
+      <w:sz w:val="48"/>
+      <w:szCs w:val="48"/>
+      <w:vertAlign w:val="superscript"/>
+    </w:rPr>
+  </w:style>
+  <w:style w:type="character" w:customStyle="1" w:styleId="Heading2Char">
+    <w:name w:val="Heading 2 Char"/>
+    <w:basedOn w:val="DefaultParagraphFont"/>
+    <w:link w:val="Heading2"/>
+    <w:rsid w:val="000433B1"/>
     <w:rPr>
       <w:rFonts w:asciiTheme="majorHAnsi" w:eastAsiaTheme="majorEastAsia" w:hAnsiTheme="majorHAnsi" w:cstheme="minorHAnsi"/>
       <w:b/>
       <w:kern w:val="28"/>
       <w:sz w:val="48"/>
       <w:szCs w:val="48"/>
-      <w:vertAlign w:val="superscript"/>
-    </w:rPr>
-  </w:style>
-  <w:style w:type="character" w:customStyle="1" w:styleId="Heading2Char">
-    <w:name w:val="Heading 2 Char"/>
-    <w:basedOn w:val="DefaultParagraphFont"/>
-    <w:link w:val="Heading2"/>
-    <w:rsid w:val="00C26BE2"/>
-    <w:rPr>
-      <w:rFonts w:asciiTheme="majorHAnsi" w:eastAsiaTheme="majorEastAsia" w:hAnsiTheme="majorHAnsi" w:cstheme="minorHAnsi"/>
-      <w:b/>
-      <w:kern w:val="28"/>
-      <w:sz w:val="48"/>
-      <w:szCs w:val="48"/>
     </w:rPr>
   </w:style>
   <w:style w:type="paragraph" w:customStyle="1" w:styleId="Subheading3">
     <w:name w:val="Subheading 3"/>
-    <w:basedOn w:val="Heading3"/>
+    <w:basedOn w:val="Subheading2"/>
     <w:next w:val="Normal"/>
     <w:link w:val="Subheading3Char"/>
     <w:qFormat/>
-    <w:rsid w:val="00C26BE2"/>
-    <w:pPr>
-      <w:spacing w:line="240" w:lineRule="auto"/>
-    </w:pPr>
-    <w:rPr>
+    <w:rsid w:val="000433B1"/>
+    <w:rPr>
+      <w:sz w:val="40"/>
       <w:szCs w:val="40"/>
-      <w:vertAlign w:val="superscript"/>
     </w:rPr>
   </w:style>
   <w:style w:type="character" w:customStyle="1" w:styleId="Subheading3Char">
     <w:name w:val="Subheading 3 Char"/>
     <w:basedOn w:val="Subheading2Char"/>
     <w:link w:val="Subheading3"/>
-    <w:rsid w:val="00C26BE2"/>
-    <w:rPr>
-      <w:rFonts w:asciiTheme="majorHAnsi" w:eastAsiaTheme="majorEastAsia" w:hAnsiTheme="majorHAnsi" w:cstheme="minorHAnsi"/>
+    <w:rsid w:val="000433B1"/>
+    <w:rPr>
+      <w:rFonts w:asciiTheme="majorHAnsi" w:hAnsiTheme="majorHAnsi" w:cstheme="minorHAnsi"/>
       <w:b/>
       <w:kern w:val="28"/>
       <w:sz w:val="40"/>
@@ -2121,7 +1985,7 @@
     <w:name w:val="Heading 3 Char"/>
     <w:basedOn w:val="DefaultParagraphFont"/>
     <w:link w:val="Heading3"/>
-    <w:rsid w:val="00C26BE2"/>
+    <w:rsid w:val="000433B1"/>
     <w:rPr>
       <w:rFonts w:asciiTheme="majorHAnsi" w:eastAsiaTheme="majorEastAsia" w:hAnsiTheme="majorHAnsi" w:cstheme="minorHAnsi"/>
       <w:b/>
@@ -2133,10 +1997,12 @@
   <w:style w:type="paragraph" w:customStyle="1" w:styleId="Suptitle">
     <w:name w:val="Suptitle"/>
     <w:basedOn w:val="Subtitle"/>
-    <w:next w:val="Normal"/>
     <w:link w:val="SuptitleChar"/>
     <w:qFormat/>
-    <w:rsid w:val="00C26BE2"/>
+    <w:rsid w:val="000433B1"/>
+    <w:pPr>
+      <w:spacing w:before="240"/>
+    </w:pPr>
     <w:rPr>
       <w:vertAlign w:val="subscript"/>
     </w:rPr>
@@ -2145,7 +2011,7 @@
     <w:name w:val="Suptitle Char"/>
     <w:basedOn w:val="SubtitleChar"/>
     <w:link w:val="Suptitle"/>
-    <w:rsid w:val="00C26BE2"/>
+    <w:rsid w:val="000433B1"/>
     <w:rPr>
       <w:rFonts w:asciiTheme="majorHAnsi" w:eastAsiaTheme="majorEastAsia" w:hAnsiTheme="majorHAnsi" w:cstheme="majorBidi"/>
       <w:color w:val="7F7F7F" w:themeColor="text1" w:themeTint="80"/>
@@ -2163,7 +2029,7 @@
     <w:link w:val="SubtitleChar"/>
     <w:uiPriority w:val="11"/>
     <w:qFormat/>
-    <w:rsid w:val="00C26BE2"/>
+    <w:rsid w:val="000433B1"/>
     <w:rPr>
       <w:b w:val="0"/>
       <w:bCs w:val="0"/>
@@ -2176,7 +2042,7 @@
     <w:basedOn w:val="DefaultParagraphFont"/>
     <w:link w:val="Subtitle"/>
     <w:uiPriority w:val="11"/>
-    <w:rsid w:val="00C26BE2"/>
+    <w:rsid w:val="000433B1"/>
     <w:rPr>
       <w:rFonts w:asciiTheme="majorHAnsi" w:eastAsiaTheme="majorEastAsia" w:hAnsiTheme="majorHAnsi" w:cstheme="majorBidi"/>
       <w:color w:val="7F7F7F" w:themeColor="text1" w:themeTint="80"/>
@@ -2192,7 +2058,7 @@
     <w:basedOn w:val="Normal"/>
     <w:uiPriority w:val="1"/>
     <w:qFormat/>
-    <w:rsid w:val="00C26BE2"/>
+    <w:rsid w:val="000433B1"/>
     <w:pPr>
       <w:spacing w:after="0"/>
     </w:pPr>
@@ -2201,7 +2067,7 @@
     <w:name w:val="Heading 4 Char"/>
     <w:basedOn w:val="DefaultParagraphFont"/>
     <w:link w:val="Heading4"/>
-    <w:rsid w:val="00C26BE2"/>
+    <w:rsid w:val="000433B1"/>
     <w:rPr>
       <w:rFonts w:asciiTheme="majorHAnsi" w:eastAsiaTheme="majorEastAsia" w:hAnsiTheme="majorHAnsi" w:cstheme="minorHAnsi"/>
       <w:b/>
@@ -2214,7 +2080,7 @@
     <w:name w:val="Heading 5 Char"/>
     <w:basedOn w:val="DefaultParagraphFont"/>
     <w:link w:val="Heading5"/>
-    <w:rsid w:val="00C26BE2"/>
+    <w:rsid w:val="000433B1"/>
     <w:rPr>
       <w:rFonts w:asciiTheme="majorHAnsi" w:eastAsiaTheme="majorEastAsia" w:hAnsiTheme="majorHAnsi" w:cstheme="minorHAnsi"/>
       <w:b/>
@@ -2227,20 +2093,7 @@
     <w:name w:val="Heading 6 Char"/>
     <w:basedOn w:val="DefaultParagraphFont"/>
     <w:link w:val="Heading6"/>
-    <w:rsid w:val="00C26BE2"/>
-    <w:rPr>
-      <w:rFonts w:asciiTheme="majorHAnsi" w:eastAsiaTheme="majorEastAsia" w:hAnsiTheme="majorHAnsi" w:cstheme="minorHAnsi"/>
-      <w:kern w:val="28"/>
-      <w:sz w:val="24"/>
-      <w:szCs w:val="24"/>
-      <w:u w:val="single"/>
-    </w:rPr>
-  </w:style>
-  <w:style w:type="character" w:customStyle="1" w:styleId="Heading7Char">
-    <w:name w:val="Heading 7 Char"/>
-    <w:basedOn w:val="DefaultParagraphFont"/>
-    <w:link w:val="Heading7"/>
-    <w:rsid w:val="00C26BE2"/>
+    <w:rsid w:val="000433B1"/>
     <w:rPr>
       <w:rFonts w:asciiTheme="majorHAnsi" w:eastAsiaTheme="majorEastAsia" w:hAnsiTheme="majorHAnsi" w:cstheme="minorHAnsi"/>
       <w:b/>
@@ -2251,25 +2104,24 @@
       <w:u w:val="single"/>
     </w:rPr>
   </w:style>
+  <w:style w:type="character" w:customStyle="1" w:styleId="Heading7Char">
+    <w:name w:val="Heading 7 Char"/>
+    <w:basedOn w:val="DefaultParagraphFont"/>
+    <w:link w:val="Heading7"/>
+    <w:rsid w:val="000433B1"/>
+    <w:rPr>
+      <w:rFonts w:asciiTheme="majorHAnsi" w:eastAsiaTheme="majorEastAsia" w:hAnsiTheme="majorHAnsi" w:cstheme="minorHAnsi"/>
+      <w:bCs/>
+      <w:sz w:val="24"/>
+      <w:szCs w:val="24"/>
+      <w:u w:val="single"/>
+    </w:rPr>
+  </w:style>
   <w:style w:type="character" w:customStyle="1" w:styleId="Heading8Char">
     <w:name w:val="Heading 8 Char"/>
     <w:basedOn w:val="DefaultParagraphFont"/>
     <w:link w:val="Heading8"/>
-    <w:rsid w:val="00C26BE2"/>
-    <w:rPr>
-      <w:rFonts w:asciiTheme="majorHAnsi" w:eastAsiaTheme="majorEastAsia" w:hAnsiTheme="majorHAnsi" w:cstheme="minorHAnsi"/>
-      <w:i/>
-      <w:iCs/>
-      <w:kern w:val="28"/>
-      <w:sz w:val="24"/>
-      <w:szCs w:val="24"/>
-    </w:rPr>
-  </w:style>
-  <w:style w:type="character" w:customStyle="1" w:styleId="Heading9Char">
-    <w:name w:val="Heading 9 Char"/>
-    <w:basedOn w:val="DefaultParagraphFont"/>
-    <w:link w:val="Heading9"/>
-    <w:rsid w:val="00C26BE2"/>
+    <w:rsid w:val="000433B1"/>
     <w:rPr>
       <w:rFonts w:asciiTheme="majorHAnsi" w:eastAsiaTheme="majorEastAsia" w:hAnsiTheme="majorHAnsi" w:cstheme="minorHAnsi"/>
       <w:b/>
@@ -2281,6 +2133,20 @@
       <w:szCs w:val="24"/>
     </w:rPr>
   </w:style>
+  <w:style w:type="character" w:customStyle="1" w:styleId="Heading9Char">
+    <w:name w:val="Heading 9 Char"/>
+    <w:basedOn w:val="DefaultParagraphFont"/>
+    <w:link w:val="Heading9"/>
+    <w:rsid w:val="000433B1"/>
+    <w:rPr>
+      <w:rFonts w:asciiTheme="majorHAnsi" w:eastAsiaTheme="majorEastAsia" w:hAnsiTheme="majorHAnsi" w:cstheme="minorHAnsi"/>
+      <w:i/>
+      <w:iCs/>
+      <w:kern w:val="28"/>
+      <w:sz w:val="24"/>
+      <w:szCs w:val="24"/>
+    </w:rPr>
+  </w:style>
   <w:style w:type="paragraph" w:styleId="Caption">
     <w:name w:val="caption"/>
     <w:basedOn w:val="Normal"/>
@@ -2289,7 +2155,7 @@
     <w:semiHidden/>
     <w:unhideWhenUsed/>
     <w:qFormat/>
-    <w:rsid w:val="00C26BE2"/>
+    <w:rsid w:val="000433B1"/>
     <w:pPr>
       <w:spacing w:after="200"/>
     </w:pPr>
@@ -2297,7 +2163,6 @@
       <w:i/>
       <w:iCs/>
       <w:color w:val="0E2841" w:themeColor="text2"/>
-      <w:sz w:val="18"/>
       <w:szCs w:val="18"/>
     </w:rPr>
   </w:style>
@@ -2308,9 +2173,9 @@
     <w:link w:val="TitleChar"/>
     <w:uiPriority w:val="10"/>
     <w:qFormat/>
-    <w:rsid w:val="00C26BE2"/>
+    <w:rsid w:val="000433B1"/>
     <w:pPr>
-      <w:contextualSpacing/>
+      <w:spacing w:line="240" w:lineRule="auto"/>
     </w:pPr>
     <w:rPr>
       <w:rFonts w:asciiTheme="majorHAnsi" w:eastAsiaTheme="majorEastAsia" w:hAnsiTheme="majorHAnsi" w:cstheme="majorBidi"/>
@@ -2327,7 +2192,7 @@
     <w:basedOn w:val="DefaultParagraphFont"/>
     <w:link w:val="Title"/>
     <w:uiPriority w:val="10"/>
-    <w:rsid w:val="00C26BE2"/>
+    <w:rsid w:val="000433B1"/>
     <w:rPr>
       <w:rFonts w:asciiTheme="majorHAnsi" w:eastAsiaTheme="majorEastAsia" w:hAnsiTheme="majorHAnsi" w:cstheme="majorBidi"/>
       <w:b/>
@@ -2342,7 +2207,7 @@
     <w:name w:val="Strong"/>
     <w:uiPriority w:val="22"/>
     <w:qFormat/>
-    <w:rsid w:val="00C26BE2"/>
+    <w:rsid w:val="000433B1"/>
     <w:rPr>
       <w:b/>
       <w:bCs/>
@@ -2352,7 +2217,7 @@
     <w:name w:val="Emphasis"/>
     <w:uiPriority w:val="20"/>
     <w:qFormat/>
-    <w:rsid w:val="00C26BE2"/>
+    <w:rsid w:val="000433B1"/>
     <w:rPr>
       <w:rFonts w:asciiTheme="minorHAnsi" w:hAnsiTheme="minorHAnsi" w:cstheme="minorHAnsi"/>
       <w:i/>
@@ -2363,10 +2228,10 @@
   </w:style>
   <w:style w:type="paragraph" w:styleId="ListParagraph">
     <w:name w:val="List Paragraph"/>
-    <w:basedOn w:val="NoSpacing"/>
+    <w:basedOn w:val="Normal"/>
     <w:uiPriority w:val="34"/>
     <w:qFormat/>
-    <w:rsid w:val="00C26BE2"/>
+    <w:rsid w:val="000433B1"/>
     <w:pPr>
       <w:ind w:left="720"/>
       <w:contextualSpacing/>
@@ -2374,11 +2239,12 @@
   </w:style>
   <w:style w:type="paragraph" w:styleId="Quote">
     <w:name w:val="Quote"/>
-    <w:basedOn w:val="NoSpacing"/>
+    <w:basedOn w:val="Normal"/>
+    <w:next w:val="Normal"/>
     <w:link w:val="QuoteChar"/>
     <w:uiPriority w:val="29"/>
     <w:qFormat/>
-    <w:rsid w:val="00C26BE2"/>
+    <w:rsid w:val="000433B1"/>
     <w:pPr>
       <w:keepLines/>
       <w:pageBreakBefore/>
@@ -2390,18 +2256,15 @@
       <w:contextualSpacing/>
       <w:mirrorIndents/>
     </w:pPr>
-    <w:rPr>
-      <w:rFonts w:eastAsiaTheme="minorHAnsi"/>
-    </w:rPr>
   </w:style>
   <w:style w:type="character" w:customStyle="1" w:styleId="QuoteChar">
     <w:name w:val="Quote Char"/>
     <w:basedOn w:val="DefaultParagraphFont"/>
     <w:link w:val="Quote"/>
     <w:uiPriority w:val="29"/>
-    <w:rsid w:val="00C26BE2"/>
-    <w:rPr>
-      <w:rFonts w:asciiTheme="minorHAnsi" w:eastAsiaTheme="minorHAnsi" w:hAnsiTheme="minorHAnsi" w:cstheme="minorHAnsi"/>
+    <w:rsid w:val="000433B1"/>
+    <w:rPr>
+      <w:rFonts w:cstheme="minorHAnsi"/>
       <w:sz w:val="28"/>
       <w:szCs w:val="28"/>
     </w:rPr>
@@ -2409,10 +2272,11 @@
   <w:style w:type="paragraph" w:styleId="IntenseQuote">
     <w:name w:val="Intense Quote"/>
     <w:basedOn w:val="Quote"/>
+    <w:next w:val="Normal"/>
     <w:link w:val="IntenseQuoteChar"/>
     <w:uiPriority w:val="30"/>
     <w:qFormat/>
-    <w:rsid w:val="00C26BE2"/>
+    <w:rsid w:val="000433B1"/>
     <w:pPr>
       <w:pBdr>
         <w:left w:val="single" w:sz="18" w:space="7" w:color="auto"/>
@@ -2428,9 +2292,9 @@
     <w:basedOn w:val="DefaultParagraphFont"/>
     <w:link w:val="IntenseQuote"/>
     <w:uiPriority w:val="30"/>
-    <w:rsid w:val="00C26BE2"/>
-    <w:rPr>
-      <w:rFonts w:asciiTheme="minorHAnsi" w:eastAsiaTheme="minorHAnsi" w:hAnsiTheme="minorHAnsi" w:cstheme="minorHAnsi"/>
+    <w:rsid w:val="000433B1"/>
+    <w:rPr>
+      <w:rFonts w:cstheme="minorHAnsi"/>
       <w:b/>
       <w:bCs/>
       <w:sz w:val="28"/>
@@ -2442,7 +2306,7 @@
     <w:basedOn w:val="Emphasis"/>
     <w:uiPriority w:val="19"/>
     <w:qFormat/>
-    <w:rsid w:val="00C26BE2"/>
+    <w:rsid w:val="000433B1"/>
     <w:rPr>
       <w:rFonts w:asciiTheme="minorHAnsi" w:hAnsiTheme="minorHAnsi" w:cs="Calibri Light"/>
       <w:i/>
@@ -2457,7 +2321,7 @@
     <w:basedOn w:val="Emphasis"/>
     <w:uiPriority w:val="21"/>
     <w:qFormat/>
-    <w:rsid w:val="00C26BE2"/>
+    <w:rsid w:val="000433B1"/>
     <w:rPr>
       <w:rFonts w:asciiTheme="minorHAnsi" w:hAnsiTheme="minorHAnsi" w:cstheme="minorHAnsi"/>
       <w:b/>
@@ -2472,7 +2336,7 @@
     <w:name w:val="Subtle Reference"/>
     <w:uiPriority w:val="31"/>
     <w:qFormat/>
-    <w:rsid w:val="00C26BE2"/>
+    <w:rsid w:val="000433B1"/>
     <w:rPr>
       <w:caps/>
       <w:color w:val="7F7F7F" w:themeColor="text1" w:themeTint="80"/>
@@ -2485,7 +2349,7 @@
     <w:basedOn w:val="SubtleReference"/>
     <w:uiPriority w:val="32"/>
     <w:qFormat/>
-    <w:rsid w:val="00C26BE2"/>
+    <w:rsid w:val="000433B1"/>
     <w:rPr>
       <w:b/>
       <w:bCs/>
@@ -2497,9 +2361,10 @@
   </w:style>
   <w:style w:type="character" w:styleId="BookTitle">
     <w:name w:val="Book Title"/>
+    <w:basedOn w:val="DefaultParagraphFont"/>
     <w:uiPriority w:val="33"/>
     <w:qFormat/>
-    <w:rsid w:val="00C26BE2"/>
+    <w:rsid w:val="000433B1"/>
     <w:rPr>
       <w:b/>
       <w:bCs/>
